--- a/Bhavya_22_WebDev.docx
+++ b/Bhavya_22_WebDev.docx
@@ -1,12 +1,11 @@
 
 <file path=word/document.xml><?xml version="1.0" encoding="utf-8"?>
-<w:document xmlns:wpc="http://schemas.microsoft.com/office/word/2010/wordprocessingCanvas" xmlns:mc="http://schemas.openxmlformats.org/markup-compatibility/2006" xmlns:o="urn:schemas-microsoft-com:office:office" xmlns:r="http://schemas.openxmlformats.org/officeDocument/2006/relationships" xmlns:m="http://schemas.openxmlformats.org/officeDocument/2006/math" xmlns:v="urn:schemas-microsoft-com:vml" xmlns:wp14="http://schemas.microsoft.com/office/word/2010/wordprocessingDrawing" xmlns:wp="http://schemas.openxmlformats.org/drawingml/2006/wordprocessingDrawing" xmlns:w="http://schemas.openxmlformats.org/wordprocessingml/2006/main" xmlns:w14="http://schemas.microsoft.com/office/word/2010/wordml" xmlns:w10="urn:schemas-microsoft-com:office:word" xmlns:w15="http://schemas.microsoft.com/office/word/2012/wordml" xmlns:wpg="http://schemas.microsoft.com/office/word/2010/wordprocessingGroup" xmlns:wpi="http://schemas.microsoft.com/office/word/2010/wordprocessingInk" xmlns:wne="http://schemas.microsoft.com/office/word/2006/wordml" xmlns:wps="http://schemas.microsoft.com/office/word/2010/wordprocessingShape" xmlns:wpsCustomData="http://www.wps.cn/officeDocument/2013/wpsCustomData" mc:Ignorable="w14 w15 wp14">
+<w:document xmlns:wpc="http://schemas.microsoft.com/office/word/2010/wordprocessingCanvas" xmlns:cx="http://schemas.microsoft.com/office/drawing/2014/chartex" xmlns:cx1="http://schemas.microsoft.com/office/drawing/2015/9/8/chartex" xmlns:cx2="http://schemas.microsoft.com/office/drawing/2015/10/21/chartex" xmlns:cx3="http://schemas.microsoft.com/office/drawing/2016/5/9/chartex" xmlns:cx4="http://schemas.microsoft.com/office/drawing/2016/5/10/chartex" xmlns:cx5="http://schemas.microsoft.com/office/drawing/2016/5/11/chartex" xmlns:cx6="http://schemas.microsoft.com/office/drawing/2016/5/12/chartex" xmlns:cx7="http://schemas.microsoft.com/office/drawing/2016/5/13/chartex" xmlns:cx8="http://schemas.microsoft.com/office/drawing/2016/5/14/chartex" xmlns:mc="http://schemas.openxmlformats.org/markup-compatibility/2006" xmlns:aink="http://schemas.microsoft.com/office/drawing/2016/ink" xmlns:am3d="http://schemas.microsoft.com/office/drawing/2017/model3d" xmlns:o="urn:schemas-microsoft-com:office:office" xmlns:oel="http://schemas.microsoft.com/office/2019/extlst" xmlns:r="http://schemas.openxmlformats.org/officeDocument/2006/relationships" xmlns:m="http://schemas.openxmlformats.org/officeDocument/2006/math" xmlns:v="urn:schemas-microsoft-com:vml" xmlns:wp14="http://schemas.microsoft.com/office/word/2010/wordprocessingDrawing" xmlns:wp="http://schemas.openxmlformats.org/drawingml/2006/wordprocessingDrawing" xmlns:w10="urn:schemas-microsoft-com:office:word" xmlns:w="http://schemas.openxmlformats.org/wordprocessingml/2006/main" xmlns:w14="http://schemas.microsoft.com/office/word/2010/wordml" xmlns:w15="http://schemas.microsoft.com/office/word/2012/wordml" xmlns:w16cex="http://schemas.microsoft.com/office/word/2018/wordml/cex" xmlns:w16cid="http://schemas.microsoft.com/office/word/2016/wordml/cid" xmlns:w16="http://schemas.microsoft.com/office/word/2018/wordml" xmlns:w16du="http://schemas.microsoft.com/office/word/2023/wordml/word16du" xmlns:w16sdtdh="http://schemas.microsoft.com/office/word/2020/wordml/sdtdatahash" xmlns:w16sdtfl="http://schemas.microsoft.com/office/word/2024/wordml/sdtformatlock" xmlns:w16se="http://schemas.microsoft.com/office/word/2015/wordml/symex" xmlns:wpg="http://schemas.microsoft.com/office/word/2010/wordprocessingGroup" xmlns:wpi="http://schemas.microsoft.com/office/word/2010/wordprocessingInk" xmlns:wne="http://schemas.microsoft.com/office/word/2006/wordml" xmlns:wps="http://schemas.microsoft.com/office/word/2010/wordprocessingShape" mc:Ignorable="w14 w15 w16se w16cid w16 w16cex w16sdtdh w16sdtfl w16du wp14">
   <w:body>
     <w:p>
       <w:pPr>
         <w:ind w:left="360"/>
         <w:rPr>
-          <w:rFonts w:hint="default"/>
           <w:b/>
           <w:bCs/>
           <w:lang w:val="en-US"/>
@@ -21,7 +20,6 @@
       </w:r>
       <w:r>
         <w:rPr>
-          <w:rFonts w:hint="default"/>
           <w:b/>
           <w:bCs/>
           <w:lang w:val="en-US"/>
@@ -33,7 +31,6 @@
       <w:pPr>
         <w:ind w:left="360"/>
         <w:rPr>
-          <w:rFonts w:hint="default"/>
           <w:b/>
           <w:bCs/>
           <w:lang w:val="en-US"/>
@@ -41,7 +38,6 @@
       </w:pPr>
       <w:r>
         <w:rPr>
-          <w:rFonts w:hint="default"/>
           <w:b/>
           <w:bCs/>
           <w:lang w:val="en-US"/>
@@ -57,12 +53,11 @@
       </w:r>
       <w:r>
         <w:rPr>
-          <w:rFonts w:hint="default"/>
           <w:b/>
           <w:bCs/>
           <w:lang w:val="en-US"/>
         </w:rPr>
-        <w:t>Ankit-11</w:t>
+        <w:t>Bhavya-22</w:t>
       </w:r>
       <w:r>
         <w:rPr>
@@ -90,32 +85,22 @@
     </w:p>
     <w:tbl>
       <w:tblPr>
-        <w:tblStyle w:val="12"/>
         <w:tblW w:w="0" w:type="auto"/>
         <w:tblCellSpacing w:w="15" w:type="dxa"/>
-        <w:tblInd w:w="0" w:type="dxa"/>
-        <w:tblLayout w:type="autofit"/>
         <w:tblCellMar>
           <w:top w:w="15" w:type="dxa"/>
           <w:left w:w="15" w:type="dxa"/>
           <w:bottom w:w="15" w:type="dxa"/>
           <w:right w:w="15" w:type="dxa"/>
         </w:tblCellMar>
+        <w:tblLook w:val="04A0" w:firstRow="1" w:lastRow="0" w:firstColumn="1" w:lastColumn="0" w:noHBand="0" w:noVBand="1"/>
       </w:tblPr>
       <w:tblGrid>
-        <w:gridCol w:w="1511"/>
-        <w:gridCol w:w="4616"/>
-        <w:gridCol w:w="2989"/>
+        <w:gridCol w:w="1509"/>
+        <w:gridCol w:w="4562"/>
+        <w:gridCol w:w="2955"/>
       </w:tblGrid>
       <w:tr>
-        <w:tblPrEx>
-          <w:tblCellMar>
-            <w:top w:w="15" w:type="dxa"/>
-            <w:left w:w="15" w:type="dxa"/>
-            <w:bottom w:w="15" w:type="dxa"/>
-            <w:right w:w="15" w:type="dxa"/>
-          </w:tblCellMar>
-        </w:tblPrEx>
         <w:trPr>
           <w:tblHeader/>
           <w:tblCellSpacing w:w="15" w:type="dxa"/>
@@ -185,14 +170,6 @@
         </w:tc>
       </w:tr>
       <w:tr>
-        <w:tblPrEx>
-          <w:tblCellMar>
-            <w:top w:w="15" w:type="dxa"/>
-            <w:left w:w="15" w:type="dxa"/>
-            <w:bottom w:w="15" w:type="dxa"/>
-            <w:right w:w="15" w:type="dxa"/>
-          </w:tblCellMar>
-        </w:tblPrEx>
         <w:trPr>
           <w:tblCellSpacing w:w="15" w:type="dxa"/>
         </w:trPr>
@@ -255,14 +232,6 @@
         </w:tc>
       </w:tr>
       <w:tr>
-        <w:tblPrEx>
-          <w:tblCellMar>
-            <w:top w:w="15" w:type="dxa"/>
-            <w:left w:w="15" w:type="dxa"/>
-            <w:bottom w:w="15" w:type="dxa"/>
-            <w:right w:w="15" w:type="dxa"/>
-          </w:tblCellMar>
-        </w:tblPrEx>
         <w:trPr>
           <w:tblCellSpacing w:w="15" w:type="dxa"/>
         </w:trPr>
@@ -322,14 +291,6 @@
         </w:tc>
       </w:tr>
       <w:tr>
-        <w:tblPrEx>
-          <w:tblCellMar>
-            <w:top w:w="15" w:type="dxa"/>
-            <w:left w:w="15" w:type="dxa"/>
-            <w:bottom w:w="15" w:type="dxa"/>
-            <w:right w:w="15" w:type="dxa"/>
-          </w:tblCellMar>
-        </w:tblPrEx>
         <w:trPr>
           <w:tblCellSpacing w:w="15" w:type="dxa"/>
         </w:trPr>
@@ -388,8 +349,11 @@
         <w:t xml:space="preserve">Ques 2. Create a simple diagram showing how the client-server model works in web architecture.  </w:t>
       </w:r>
       <w:r>
+        <w:rPr>
+          <w:noProof/>
+        </w:rPr>
         <w:drawing>
-          <wp:inline distT="0" distB="0" distL="114300" distR="114300">
+          <wp:inline distT="0" distB="0" distL="114300" distR="114300" wp14:anchorId="4F28A323" wp14:editId="65074716">
             <wp:extent cx="4737735" cy="3164840"/>
             <wp:effectExtent l="0" t="0" r="1905" b="5080"/>
             <wp:docPr id="2" name="Picture 2"/>
@@ -406,7 +370,7 @@
                     </pic:cNvPicPr>
                   </pic:nvPicPr>
                   <pic:blipFill>
-                    <a:blip r:embed="rId6"/>
+                    <a:blip r:embed="rId7"/>
                     <a:stretch>
                       <a:fillRect/>
                     </a:stretch>
@@ -438,12 +402,13 @@
     </w:p>
     <w:p>
       <w:r>
+        <w:lastRenderedPageBreak/>
         <w:t xml:space="preserve">Ans -  </w:t>
       </w:r>
     </w:p>
     <w:p>
       <w:pPr>
-        <w:pStyle w:val="29"/>
+        <w:pStyle w:val="ListParagraph"/>
         <w:numPr>
           <w:ilvl w:val="0"/>
           <w:numId w:val="1"/>
@@ -462,7 +427,7 @@
     </w:p>
     <w:p>
       <w:pPr>
-        <w:pStyle w:val="29"/>
+        <w:pStyle w:val="ListParagraph"/>
         <w:numPr>
           <w:ilvl w:val="0"/>
           <w:numId w:val="1"/>
@@ -494,7 +459,7 @@
     </w:p>
     <w:p>
       <w:pPr>
-        <w:pStyle w:val="29"/>
+        <w:pStyle w:val="ListParagraph"/>
         <w:numPr>
           <w:ilvl w:val="0"/>
           <w:numId w:val="1"/>
@@ -516,7 +481,7 @@
     </w:p>
     <w:p>
       <w:pPr>
-        <w:pStyle w:val="29"/>
+        <w:pStyle w:val="ListParagraph"/>
         <w:numPr>
           <w:ilvl w:val="0"/>
           <w:numId w:val="1"/>
@@ -548,7 +513,7 @@
     </w:p>
     <w:p>
       <w:pPr>
-        <w:pStyle w:val="29"/>
+        <w:pStyle w:val="ListParagraph"/>
         <w:numPr>
           <w:ilvl w:val="0"/>
           <w:numId w:val="1"/>
@@ -570,7 +535,7 @@
     </w:p>
     <w:p>
       <w:pPr>
-        <w:pStyle w:val="29"/>
+        <w:pStyle w:val="ListParagraph"/>
         <w:numPr>
           <w:ilvl w:val="0"/>
           <w:numId w:val="1"/>
@@ -607,31 +572,21 @@
     </w:p>
     <w:tbl>
       <w:tblPr>
-        <w:tblStyle w:val="12"/>
         <w:tblW w:w="0" w:type="auto"/>
         <w:tblCellSpacing w:w="15" w:type="dxa"/>
-        <w:tblInd w:w="0" w:type="dxa"/>
-        <w:tblLayout w:type="autofit"/>
         <w:tblCellMar>
           <w:top w:w="15" w:type="dxa"/>
           <w:left w:w="15" w:type="dxa"/>
           <w:bottom w:w="15" w:type="dxa"/>
           <w:right w:w="15" w:type="dxa"/>
         </w:tblCellMar>
+        <w:tblLook w:val="04A0" w:firstRow="1" w:lastRow="0" w:firstColumn="1" w:lastColumn="0" w:noHBand="0" w:noVBand="1"/>
       </w:tblPr>
       <w:tblGrid>
-        <w:gridCol w:w="3560"/>
-        <w:gridCol w:w="5508"/>
+        <w:gridCol w:w="3544"/>
+        <w:gridCol w:w="5482"/>
       </w:tblGrid>
       <w:tr>
-        <w:tblPrEx>
-          <w:tblCellMar>
-            <w:top w:w="15" w:type="dxa"/>
-            <w:left w:w="15" w:type="dxa"/>
-            <w:bottom w:w="15" w:type="dxa"/>
-            <w:right w:w="15" w:type="dxa"/>
-          </w:tblCellMar>
-        </w:tblPrEx>
         <w:trPr>
           <w:tblHeader/>
           <w:tblCellSpacing w:w="15" w:type="dxa"/>
@@ -680,14 +635,6 @@
         </w:tc>
       </w:tr>
       <w:tr>
-        <w:tblPrEx>
-          <w:tblCellMar>
-            <w:top w:w="15" w:type="dxa"/>
-            <w:left w:w="15" w:type="dxa"/>
-            <w:bottom w:w="15" w:type="dxa"/>
-            <w:right w:w="15" w:type="dxa"/>
-          </w:tblCellMar>
-        </w:tblPrEx>
         <w:trPr>
           <w:tblCellSpacing w:w="15" w:type="dxa"/>
         </w:trPr>
@@ -719,14 +666,6 @@
         </w:tc>
       </w:tr>
       <w:tr>
-        <w:tblPrEx>
-          <w:tblCellMar>
-            <w:top w:w="15" w:type="dxa"/>
-            <w:left w:w="15" w:type="dxa"/>
-            <w:bottom w:w="15" w:type="dxa"/>
-            <w:right w:w="15" w:type="dxa"/>
-          </w:tblCellMar>
-        </w:tblPrEx>
         <w:trPr>
           <w:tblCellSpacing w:w="15" w:type="dxa"/>
         </w:trPr>
@@ -758,14 +697,6 @@
         </w:tc>
       </w:tr>
       <w:tr>
-        <w:tblPrEx>
-          <w:tblCellMar>
-            <w:top w:w="15" w:type="dxa"/>
-            <w:left w:w="15" w:type="dxa"/>
-            <w:bottom w:w="15" w:type="dxa"/>
-            <w:right w:w="15" w:type="dxa"/>
-          </w:tblCellMar>
-        </w:tblPrEx>
         <w:trPr>
           <w:tblCellSpacing w:w="15" w:type="dxa"/>
         </w:trPr>
@@ -797,14 +728,6 @@
         </w:tc>
       </w:tr>
       <w:tr>
-        <w:tblPrEx>
-          <w:tblCellMar>
-            <w:top w:w="15" w:type="dxa"/>
-            <w:left w:w="15" w:type="dxa"/>
-            <w:bottom w:w="15" w:type="dxa"/>
-            <w:right w:w="15" w:type="dxa"/>
-          </w:tblCellMar>
-        </w:tblPrEx>
         <w:trPr>
           <w:tblCellSpacing w:w="15" w:type="dxa"/>
         </w:trPr>
@@ -836,14 +759,6 @@
         </w:tc>
       </w:tr>
       <w:tr>
-        <w:tblPrEx>
-          <w:tblCellMar>
-            <w:top w:w="15" w:type="dxa"/>
-            <w:left w:w="15" w:type="dxa"/>
-            <w:bottom w:w="15" w:type="dxa"/>
-            <w:right w:w="15" w:type="dxa"/>
-          </w:tblCellMar>
-        </w:tblPrEx>
         <w:trPr>
           <w:tblCellSpacing w:w="15" w:type="dxa"/>
         </w:trPr>
@@ -875,14 +790,6 @@
         </w:tc>
       </w:tr>
       <w:tr>
-        <w:tblPrEx>
-          <w:tblCellMar>
-            <w:top w:w="15" w:type="dxa"/>
-            <w:left w:w="15" w:type="dxa"/>
-            <w:bottom w:w="15" w:type="dxa"/>
-            <w:right w:w="15" w:type="dxa"/>
-          </w:tblCellMar>
-        </w:tblPrEx>
         <w:trPr>
           <w:tblCellSpacing w:w="15" w:type="dxa"/>
         </w:trPr>
@@ -1013,8 +920,6 @@
         </w:rPr>
         <w:t>LiteSpeed</w:t>
       </w:r>
-      <w:bookmarkStart w:id="0" w:name="_GoBack"/>
-      <w:bookmarkEnd w:id="0"/>
     </w:p>
     <w:p>
       <w:pPr>
@@ -1049,31 +954,21 @@
     </w:p>
     <w:tbl>
       <w:tblPr>
-        <w:tblStyle w:val="12"/>
         <w:tblW w:w="0" w:type="auto"/>
         <w:tblCellSpacing w:w="15" w:type="dxa"/>
-        <w:tblInd w:w="0" w:type="dxa"/>
-        <w:tblLayout w:type="autofit"/>
         <w:tblCellMar>
           <w:top w:w="15" w:type="dxa"/>
           <w:left w:w="15" w:type="dxa"/>
           <w:bottom w:w="15" w:type="dxa"/>
           <w:right w:w="15" w:type="dxa"/>
         </w:tblCellMar>
+        <w:tblLook w:val="04A0" w:firstRow="1" w:lastRow="0" w:firstColumn="1" w:lastColumn="0" w:noHBand="0" w:noVBand="1"/>
       </w:tblPr>
       <w:tblGrid>
-        <w:gridCol w:w="2317"/>
-        <w:gridCol w:w="6799"/>
+        <w:gridCol w:w="2303"/>
+        <w:gridCol w:w="6723"/>
       </w:tblGrid>
       <w:tr>
-        <w:tblPrEx>
-          <w:tblCellMar>
-            <w:top w:w="15" w:type="dxa"/>
-            <w:left w:w="15" w:type="dxa"/>
-            <w:bottom w:w="15" w:type="dxa"/>
-            <w:right w:w="15" w:type="dxa"/>
-          </w:tblCellMar>
-        </w:tblPrEx>
         <w:trPr>
           <w:tblHeader/>
           <w:tblCellSpacing w:w="15" w:type="dxa"/>
@@ -1095,6 +990,7 @@
                 <w:b/>
                 <w:bCs/>
               </w:rPr>
+              <w:lastRenderedPageBreak/>
               <w:t>Role</w:t>
             </w:r>
           </w:p>
@@ -1122,14 +1018,6 @@
         </w:tc>
       </w:tr>
       <w:tr>
-        <w:tblPrEx>
-          <w:tblCellMar>
-            <w:top w:w="15" w:type="dxa"/>
-            <w:left w:w="15" w:type="dxa"/>
-            <w:bottom w:w="15" w:type="dxa"/>
-            <w:right w:w="15" w:type="dxa"/>
-          </w:tblCellMar>
-        </w:tblPrEx>
         <w:trPr>
           <w:tblCellSpacing w:w="15" w:type="dxa"/>
         </w:trPr>
@@ -1161,14 +1049,6 @@
         </w:tc>
       </w:tr>
       <w:tr>
-        <w:tblPrEx>
-          <w:tblCellMar>
-            <w:top w:w="15" w:type="dxa"/>
-            <w:left w:w="15" w:type="dxa"/>
-            <w:bottom w:w="15" w:type="dxa"/>
-            <w:right w:w="15" w:type="dxa"/>
-          </w:tblCellMar>
-        </w:tblPrEx>
         <w:trPr>
           <w:tblCellSpacing w:w="15" w:type="dxa"/>
         </w:trPr>
@@ -1200,14 +1080,6 @@
         </w:tc>
       </w:tr>
       <w:tr>
-        <w:tblPrEx>
-          <w:tblCellMar>
-            <w:top w:w="15" w:type="dxa"/>
-            <w:left w:w="15" w:type="dxa"/>
-            <w:bottom w:w="15" w:type="dxa"/>
-            <w:right w:w="15" w:type="dxa"/>
-          </w:tblCellMar>
-        </w:tblPrEx>
         <w:trPr>
           <w:tblCellSpacing w:w="15" w:type="dxa"/>
         </w:trPr>
@@ -1443,8 +1315,12 @@
     </w:p>
     <w:p>
       <w:r>
+        <w:rPr>
+          <w:noProof/>
+        </w:rPr>
+        <w:lastRenderedPageBreak/>
         <w:drawing>
-          <wp:inline distT="0" distB="0" distL="0" distR="0">
+          <wp:inline distT="0" distB="0" distL="0" distR="0" wp14:anchorId="633EFADF" wp14:editId="022B1BBA">
             <wp:extent cx="5731510" cy="3222625"/>
             <wp:effectExtent l="0" t="0" r="2540" b="0"/>
             <wp:docPr id="1726185052" name="Picture 1"/>
@@ -1461,7 +1337,7 @@
                     </pic:cNvPicPr>
                   </pic:nvPicPr>
                   <pic:blipFill>
-                    <a:blip r:embed="rId7"/>
+                    <a:blip r:embed="rId8"/>
                     <a:stretch>
                       <a:fillRect/>
                     </a:stretch>
@@ -1500,32 +1376,22 @@
     </w:p>
     <w:tbl>
       <w:tblPr>
-        <w:tblStyle w:val="12"/>
         <w:tblW w:w="0" w:type="auto"/>
         <w:tblCellSpacing w:w="15" w:type="dxa"/>
-        <w:tblInd w:w="0" w:type="dxa"/>
-        <w:tblLayout w:type="autofit"/>
         <w:tblCellMar>
           <w:top w:w="15" w:type="dxa"/>
           <w:left w:w="15" w:type="dxa"/>
           <w:bottom w:w="15" w:type="dxa"/>
           <w:right w:w="15" w:type="dxa"/>
         </w:tblCellMar>
+        <w:tblLook w:val="04A0" w:firstRow="1" w:lastRow="0" w:firstColumn="1" w:lastColumn="0" w:noHBand="0" w:noVBand="1"/>
       </w:tblPr>
       <w:tblGrid>
-        <w:gridCol w:w="1346"/>
-        <w:gridCol w:w="5321"/>
-        <w:gridCol w:w="2449"/>
+        <w:gridCol w:w="1340"/>
+        <w:gridCol w:w="5260"/>
+        <w:gridCol w:w="2426"/>
       </w:tblGrid>
       <w:tr>
-        <w:tblPrEx>
-          <w:tblCellMar>
-            <w:top w:w="15" w:type="dxa"/>
-            <w:left w:w="15" w:type="dxa"/>
-            <w:bottom w:w="15" w:type="dxa"/>
-            <w:right w:w="15" w:type="dxa"/>
-          </w:tblCellMar>
-        </w:tblPrEx>
         <w:trPr>
           <w:tblHeader/>
           <w:tblCellSpacing w:w="15" w:type="dxa"/>
@@ -1595,14 +1461,6 @@
         </w:tc>
       </w:tr>
       <w:tr>
-        <w:tblPrEx>
-          <w:tblCellMar>
-            <w:top w:w="15" w:type="dxa"/>
-            <w:left w:w="15" w:type="dxa"/>
-            <w:bottom w:w="15" w:type="dxa"/>
-            <w:right w:w="15" w:type="dxa"/>
-          </w:tblCellMar>
-        </w:tblPrEx>
         <w:trPr>
           <w:tblCellSpacing w:w="15" w:type="dxa"/>
         </w:trPr>
@@ -1645,14 +1503,6 @@
         </w:tc>
       </w:tr>
       <w:tr>
-        <w:tblPrEx>
-          <w:tblCellMar>
-            <w:top w:w="15" w:type="dxa"/>
-            <w:left w:w="15" w:type="dxa"/>
-            <w:bottom w:w="15" w:type="dxa"/>
-            <w:right w:w="15" w:type="dxa"/>
-          </w:tblCellMar>
-        </w:tblPrEx>
         <w:trPr>
           <w:tblCellSpacing w:w="15" w:type="dxa"/>
         </w:trPr>
@@ -1712,32 +1562,22 @@
     </w:p>
     <w:tbl>
       <w:tblPr>
-        <w:tblStyle w:val="12"/>
         <w:tblW w:w="0" w:type="auto"/>
         <w:tblCellSpacing w:w="15" w:type="dxa"/>
-        <w:tblInd w:w="0" w:type="dxa"/>
-        <w:tblLayout w:type="autofit"/>
         <w:tblCellMar>
           <w:top w:w="15" w:type="dxa"/>
           <w:left w:w="15" w:type="dxa"/>
           <w:bottom w:w="15" w:type="dxa"/>
           <w:right w:w="15" w:type="dxa"/>
         </w:tblCellMar>
+        <w:tblLook w:val="04A0" w:firstRow="1" w:lastRow="0" w:firstColumn="1" w:lastColumn="0" w:noHBand="0" w:noVBand="1"/>
       </w:tblPr>
       <w:tblGrid>
         <w:gridCol w:w="1489"/>
         <w:gridCol w:w="1656"/>
-        <w:gridCol w:w="4575"/>
+        <w:gridCol w:w="4568"/>
       </w:tblGrid>
       <w:tr>
-        <w:tblPrEx>
-          <w:tblCellMar>
-            <w:top w:w="15" w:type="dxa"/>
-            <w:left w:w="15" w:type="dxa"/>
-            <w:bottom w:w="15" w:type="dxa"/>
-            <w:right w:w="15" w:type="dxa"/>
-          </w:tblCellMar>
-        </w:tblPrEx>
         <w:trPr>
           <w:tblHeader/>
           <w:tblCellSpacing w:w="15" w:type="dxa"/>
@@ -1807,14 +1647,6 @@
         </w:tc>
       </w:tr>
       <w:tr>
-        <w:tblPrEx>
-          <w:tblCellMar>
-            <w:top w:w="15" w:type="dxa"/>
-            <w:left w:w="15" w:type="dxa"/>
-            <w:bottom w:w="15" w:type="dxa"/>
-            <w:right w:w="15" w:type="dxa"/>
-          </w:tblCellMar>
-        </w:tblPrEx>
         <w:trPr>
           <w:tblCellSpacing w:w="15" w:type="dxa"/>
         </w:trPr>
@@ -1857,14 +1689,6 @@
         </w:tc>
       </w:tr>
       <w:tr>
-        <w:tblPrEx>
-          <w:tblCellMar>
-            <w:top w:w="15" w:type="dxa"/>
-            <w:left w:w="15" w:type="dxa"/>
-            <w:bottom w:w="15" w:type="dxa"/>
-            <w:right w:w="15" w:type="dxa"/>
-          </w:tblCellMar>
-        </w:tblPrEx>
         <w:trPr>
           <w:tblCellSpacing w:w="15" w:type="dxa"/>
         </w:trPr>
@@ -1907,14 +1731,6 @@
         </w:tc>
       </w:tr>
       <w:tr>
-        <w:tblPrEx>
-          <w:tblCellMar>
-            <w:top w:w="15" w:type="dxa"/>
-            <w:left w:w="15" w:type="dxa"/>
-            <w:bottom w:w="15" w:type="dxa"/>
-            <w:right w:w="15" w:type="dxa"/>
-          </w:tblCellMar>
-        </w:tblPrEx>
         <w:trPr>
           <w:tblCellSpacing w:w="15" w:type="dxa"/>
         </w:trPr>
@@ -1957,14 +1773,6 @@
         </w:tc>
       </w:tr>
       <w:tr>
-        <w:tblPrEx>
-          <w:tblCellMar>
-            <w:top w:w="15" w:type="dxa"/>
-            <w:left w:w="15" w:type="dxa"/>
-            <w:bottom w:w="15" w:type="dxa"/>
-            <w:right w:w="15" w:type="dxa"/>
-          </w:tblCellMar>
-        </w:tblPrEx>
         <w:trPr>
           <w:tblCellSpacing w:w="15" w:type="dxa"/>
         </w:trPr>
@@ -2007,14 +1815,6 @@
         </w:tc>
       </w:tr>
       <w:tr>
-        <w:tblPrEx>
-          <w:tblCellMar>
-            <w:top w:w="15" w:type="dxa"/>
-            <w:left w:w="15" w:type="dxa"/>
-            <w:bottom w:w="15" w:type="dxa"/>
-            <w:right w:w="15" w:type="dxa"/>
-          </w:tblCellMar>
-        </w:tblPrEx>
         <w:trPr>
           <w:tblCellSpacing w:w="15" w:type="dxa"/>
         </w:trPr>
@@ -2060,6 +1860,7 @@
     <w:p/>
     <w:p>
       <w:r>
+        <w:lastRenderedPageBreak/>
         <w:t>Ques 10. Draw a labeled diagram showing the basic web architecture flow — client, server,</w:t>
       </w:r>
     </w:p>
@@ -2071,15 +1872,17 @@
     <w:p>
       <w:pPr>
         <w:rPr>
-          <w:rFonts w:hint="default"/>
           <w:lang w:val="en-US"/>
         </w:rPr>
       </w:pPr>
     </w:p>
     <w:p>
       <w:r>
+        <w:rPr>
+          <w:noProof/>
+        </w:rPr>
         <w:drawing>
-          <wp:inline distT="0" distB="0" distL="114300" distR="114300">
+          <wp:inline distT="0" distB="0" distL="114300" distR="114300" wp14:anchorId="4AD35276" wp14:editId="280F52EF">
             <wp:extent cx="5725160" cy="3171825"/>
             <wp:effectExtent l="0" t="0" r="5080" b="13335"/>
             <wp:docPr id="1" name="Picture 1"/>
@@ -2096,7 +1899,7 @@
                     </pic:cNvPicPr>
                   </pic:nvPicPr>
                   <pic:blipFill>
-                    <a:blip r:embed="rId8"/>
+                    <a:blip r:embed="rId9"/>
                     <a:stretch>
                       <a:fillRect/>
                     </a:stretch>
@@ -2124,16 +1927,16 @@
     <w:sectPr>
       <w:pgSz w:w="11906" w:h="16838"/>
       <w:pgMar w:top="1440" w:right="1440" w:bottom="1440" w:left="1440" w:header="708" w:footer="708" w:gutter="0"/>
-      <w:cols w:space="708" w:num="1"/>
-      <w:docGrid w:linePitch="360" w:charSpace="0"/>
+      <w:cols w:space="708"/>
+      <w:docGrid w:linePitch="360"/>
     </w:sectPr>
   </w:body>
 </w:document>
 </file>
 
 <file path=word/endnotes.xml><?xml version="1.0" encoding="utf-8"?>
-<w:endnotes xmlns:wpc="http://schemas.microsoft.com/office/word/2010/wordprocessingCanvas" xmlns:mc="http://schemas.openxmlformats.org/markup-compatibility/2006" xmlns:o="urn:schemas-microsoft-com:office:office" xmlns:r="http://schemas.openxmlformats.org/officeDocument/2006/relationships" xmlns:m="http://schemas.openxmlformats.org/officeDocument/2006/math" xmlns:v="urn:schemas-microsoft-com:vml" xmlns:wp14="http://schemas.microsoft.com/office/word/2010/wordprocessingDrawing" xmlns:wp="http://schemas.openxmlformats.org/drawingml/2006/wordprocessingDrawing" xmlns:w="http://schemas.openxmlformats.org/wordprocessingml/2006/main" xmlns:w14="http://schemas.microsoft.com/office/word/2010/wordml" xmlns:w15="http://schemas.microsoft.com/office/word/2012/wordml" xmlns:w10="urn:schemas-microsoft-com:office:word" xmlns:wpg="http://schemas.microsoft.com/office/word/2010/wordprocessingGroup" xmlns:wpi="http://schemas.microsoft.com/office/word/2010/wordprocessingInk" xmlns:wne="http://schemas.microsoft.com/office/word/2006/wordml" xmlns:wps="http://schemas.microsoft.com/office/word/2010/wordprocessingShape" xmlns:wpsCustomData="http://www.wps.cn/officeDocument/2013/wpsCustomData" mc:Ignorable="w14 w15 wp14">
-  <w:endnote w:type="separator" w:id="0">
+<w:endnotes xmlns:wpc="http://schemas.microsoft.com/office/word/2010/wordprocessingCanvas" xmlns:cx="http://schemas.microsoft.com/office/drawing/2014/chartex" xmlns:cx1="http://schemas.microsoft.com/office/drawing/2015/9/8/chartex" xmlns:cx2="http://schemas.microsoft.com/office/drawing/2015/10/21/chartex" xmlns:cx3="http://schemas.microsoft.com/office/drawing/2016/5/9/chartex" xmlns:cx4="http://schemas.microsoft.com/office/drawing/2016/5/10/chartex" xmlns:cx5="http://schemas.microsoft.com/office/drawing/2016/5/11/chartex" xmlns:cx6="http://schemas.microsoft.com/office/drawing/2016/5/12/chartex" xmlns:cx7="http://schemas.microsoft.com/office/drawing/2016/5/13/chartex" xmlns:cx8="http://schemas.microsoft.com/office/drawing/2016/5/14/chartex" xmlns:mc="http://schemas.openxmlformats.org/markup-compatibility/2006" xmlns:aink="http://schemas.microsoft.com/office/drawing/2016/ink" xmlns:am3d="http://schemas.microsoft.com/office/drawing/2017/model3d" xmlns:o="urn:schemas-microsoft-com:office:office" xmlns:oel="http://schemas.microsoft.com/office/2019/extlst" xmlns:r="http://schemas.openxmlformats.org/officeDocument/2006/relationships" xmlns:m="http://schemas.openxmlformats.org/officeDocument/2006/math" xmlns:v="urn:schemas-microsoft-com:vml" xmlns:wp14="http://schemas.microsoft.com/office/word/2010/wordprocessingDrawing" xmlns:wp="http://schemas.openxmlformats.org/drawingml/2006/wordprocessingDrawing" xmlns:w10="urn:schemas-microsoft-com:office:word" xmlns:w="http://schemas.openxmlformats.org/wordprocessingml/2006/main" xmlns:w14="http://schemas.microsoft.com/office/word/2010/wordml" xmlns:w15="http://schemas.microsoft.com/office/word/2012/wordml" xmlns:w16cex="http://schemas.microsoft.com/office/word/2018/wordml/cex" xmlns:w16cid="http://schemas.microsoft.com/office/word/2016/wordml/cid" xmlns:w16="http://schemas.microsoft.com/office/word/2018/wordml" xmlns:w16du="http://schemas.microsoft.com/office/word/2023/wordml/word16du" xmlns:w16sdtdh="http://schemas.microsoft.com/office/word/2020/wordml/sdtdatahash" xmlns:w16sdtfl="http://schemas.microsoft.com/office/word/2024/wordml/sdtformatlock" xmlns:w16se="http://schemas.microsoft.com/office/word/2015/wordml/symex" xmlns:wpg="http://schemas.microsoft.com/office/word/2010/wordprocessingGroup" xmlns:wpi="http://schemas.microsoft.com/office/word/2010/wordprocessingInk" xmlns:wne="http://schemas.microsoft.com/office/word/2006/wordml" xmlns:wps="http://schemas.microsoft.com/office/word/2010/wordprocessingShape" mc:Ignorable="w14 w15 w16se w16cid w16 w16cex w16sdtdh w16sdtfl w16du wp14">
+  <w:endnote w:type="separator" w:id="-1">
     <w:p>
       <w:pPr>
         <w:spacing w:line="240" w:lineRule="auto"/>
@@ -2143,7 +1946,7 @@
       </w:r>
     </w:p>
   </w:endnote>
-  <w:endnote w:type="continuationSeparator" w:id="1">
+  <w:endnote w:type="continuationSeparator" w:id="0">
     <w:p>
       <w:pPr>
         <w:spacing w:line="240" w:lineRule="auto"/>
@@ -2157,21 +1960,21 @@
 </file>
 
 <file path=word/footnotes.xml><?xml version="1.0" encoding="utf-8"?>
-<w:footnotes xmlns:wpc="http://schemas.microsoft.com/office/word/2010/wordprocessingCanvas" xmlns:mc="http://schemas.openxmlformats.org/markup-compatibility/2006" xmlns:o="urn:schemas-microsoft-com:office:office" xmlns:r="http://schemas.openxmlformats.org/officeDocument/2006/relationships" xmlns:m="http://schemas.openxmlformats.org/officeDocument/2006/math" xmlns:v="urn:schemas-microsoft-com:vml" xmlns:wp14="http://schemas.microsoft.com/office/word/2010/wordprocessingDrawing" xmlns:wp="http://schemas.openxmlformats.org/drawingml/2006/wordprocessingDrawing" xmlns:w="http://schemas.openxmlformats.org/wordprocessingml/2006/main" xmlns:w14="http://schemas.microsoft.com/office/word/2010/wordml" xmlns:w15="http://schemas.microsoft.com/office/word/2012/wordml" xmlns:w10="urn:schemas-microsoft-com:office:word" xmlns:wpg="http://schemas.microsoft.com/office/word/2010/wordprocessingGroup" xmlns:wpi="http://schemas.microsoft.com/office/word/2010/wordprocessingInk" xmlns:wne="http://schemas.microsoft.com/office/word/2006/wordml" xmlns:wps="http://schemas.microsoft.com/office/word/2010/wordprocessingShape" xmlns:wpsCustomData="http://www.wps.cn/officeDocument/2013/wpsCustomData" mc:Ignorable="w14 w15 wp14">
-  <w:footnote w:type="separator" w:id="0">
-    <w:p>
-      <w:pPr>
-        <w:spacing w:before="0" w:after="0" w:line="259" w:lineRule="auto"/>
+<w:footnotes xmlns:wpc="http://schemas.microsoft.com/office/word/2010/wordprocessingCanvas" xmlns:cx="http://schemas.microsoft.com/office/drawing/2014/chartex" xmlns:cx1="http://schemas.microsoft.com/office/drawing/2015/9/8/chartex" xmlns:cx2="http://schemas.microsoft.com/office/drawing/2015/10/21/chartex" xmlns:cx3="http://schemas.microsoft.com/office/drawing/2016/5/9/chartex" xmlns:cx4="http://schemas.microsoft.com/office/drawing/2016/5/10/chartex" xmlns:cx5="http://schemas.microsoft.com/office/drawing/2016/5/11/chartex" xmlns:cx6="http://schemas.microsoft.com/office/drawing/2016/5/12/chartex" xmlns:cx7="http://schemas.microsoft.com/office/drawing/2016/5/13/chartex" xmlns:cx8="http://schemas.microsoft.com/office/drawing/2016/5/14/chartex" xmlns:mc="http://schemas.openxmlformats.org/markup-compatibility/2006" xmlns:aink="http://schemas.microsoft.com/office/drawing/2016/ink" xmlns:am3d="http://schemas.microsoft.com/office/drawing/2017/model3d" xmlns:o="urn:schemas-microsoft-com:office:office" xmlns:oel="http://schemas.microsoft.com/office/2019/extlst" xmlns:r="http://schemas.openxmlformats.org/officeDocument/2006/relationships" xmlns:m="http://schemas.openxmlformats.org/officeDocument/2006/math" xmlns:v="urn:schemas-microsoft-com:vml" xmlns:wp14="http://schemas.microsoft.com/office/word/2010/wordprocessingDrawing" xmlns:wp="http://schemas.openxmlformats.org/drawingml/2006/wordprocessingDrawing" xmlns:w10="urn:schemas-microsoft-com:office:word" xmlns:w="http://schemas.openxmlformats.org/wordprocessingml/2006/main" xmlns:w14="http://schemas.microsoft.com/office/word/2010/wordml" xmlns:w15="http://schemas.microsoft.com/office/word/2012/wordml" xmlns:w16cex="http://schemas.microsoft.com/office/word/2018/wordml/cex" xmlns:w16cid="http://schemas.microsoft.com/office/word/2016/wordml/cid" xmlns:w16="http://schemas.microsoft.com/office/word/2018/wordml" xmlns:w16du="http://schemas.microsoft.com/office/word/2023/wordml/word16du" xmlns:w16sdtdh="http://schemas.microsoft.com/office/word/2020/wordml/sdtdatahash" xmlns:w16sdtfl="http://schemas.microsoft.com/office/word/2024/wordml/sdtformatlock" xmlns:w16se="http://schemas.microsoft.com/office/word/2015/wordml/symex" xmlns:wpg="http://schemas.microsoft.com/office/word/2010/wordprocessingGroup" xmlns:wpi="http://schemas.microsoft.com/office/word/2010/wordprocessingInk" xmlns:wne="http://schemas.microsoft.com/office/word/2006/wordml" xmlns:wps="http://schemas.microsoft.com/office/word/2010/wordprocessingShape" mc:Ignorable="w14 w15 w16se w16cid w16 w16cex w16sdtdh w16sdtfl w16du wp14">
+  <w:footnote w:type="separator" w:id="-1">
+    <w:p>
+      <w:pPr>
+        <w:spacing w:after="0"/>
       </w:pPr>
       <w:r>
         <w:separator/>
       </w:r>
     </w:p>
   </w:footnote>
-  <w:footnote w:type="continuationSeparator" w:id="1">
-    <w:p>
-      <w:pPr>
-        <w:spacing w:before="0" w:after="0" w:line="259" w:lineRule="auto"/>
+  <w:footnote w:type="continuationSeparator" w:id="0">
+    <w:p>
+      <w:pPr>
+        <w:spacing w:after="0"/>
       </w:pPr>
       <w:r>
         <w:continuationSeparator/>
@@ -2182,12 +1985,12 @@
 </file>
 
 <file path=word/numbering.xml><?xml version="1.0" encoding="utf-8"?>
-<w:numbering xmlns:wpc="http://schemas.microsoft.com/office/word/2010/wordprocessingCanvas" xmlns:mc="http://schemas.openxmlformats.org/markup-compatibility/2006" xmlns:o="urn:schemas-microsoft-com:office:office" xmlns:r="http://schemas.openxmlformats.org/officeDocument/2006/relationships" xmlns:m="http://schemas.openxmlformats.org/officeDocument/2006/math" xmlns:v="urn:schemas-microsoft-com:vml" xmlns:wp14="http://schemas.microsoft.com/office/word/2010/wordprocessingDrawing" xmlns:wp="http://schemas.openxmlformats.org/drawingml/2006/wordprocessingDrawing" xmlns:w10="urn:schemas-microsoft-com:office:word" xmlns:w="http://schemas.openxmlformats.org/wordprocessingml/2006/main" xmlns:w14="http://schemas.microsoft.com/office/word/2010/wordml" xmlns:wpg="http://schemas.microsoft.com/office/word/2010/wordprocessingGroup" xmlns:wpi="http://schemas.microsoft.com/office/word/2010/wordprocessingInk" xmlns:wne="http://schemas.microsoft.com/office/word/2006/wordml" xmlns:wps="http://schemas.microsoft.com/office/word/2010/wordprocessingShape" xmlns:wpsCustomData="http://www.wps.cn/officeDocument/2013/wpsCustomData" mc:Ignorable="w14 wp14">
-  <w:abstractNum w:abstractNumId="0">
+<w:numbering xmlns:wpc="http://schemas.microsoft.com/office/word/2010/wordprocessingCanvas" xmlns:cx="http://schemas.microsoft.com/office/drawing/2014/chartex" xmlns:cx1="http://schemas.microsoft.com/office/drawing/2015/9/8/chartex" xmlns:cx2="http://schemas.microsoft.com/office/drawing/2015/10/21/chartex" xmlns:cx3="http://schemas.microsoft.com/office/drawing/2016/5/9/chartex" xmlns:cx4="http://schemas.microsoft.com/office/drawing/2016/5/10/chartex" xmlns:cx5="http://schemas.microsoft.com/office/drawing/2016/5/11/chartex" xmlns:cx6="http://schemas.microsoft.com/office/drawing/2016/5/12/chartex" xmlns:cx7="http://schemas.microsoft.com/office/drawing/2016/5/13/chartex" xmlns:cx8="http://schemas.microsoft.com/office/drawing/2016/5/14/chartex" xmlns:mc="http://schemas.openxmlformats.org/markup-compatibility/2006" xmlns:aink="http://schemas.microsoft.com/office/drawing/2016/ink" xmlns:am3d="http://schemas.microsoft.com/office/drawing/2017/model3d" xmlns:o="urn:schemas-microsoft-com:office:office" xmlns:oel="http://schemas.microsoft.com/office/2019/extlst" xmlns:r="http://schemas.openxmlformats.org/officeDocument/2006/relationships" xmlns:m="http://schemas.openxmlformats.org/officeDocument/2006/math" xmlns:v="urn:schemas-microsoft-com:vml" xmlns:wp14="http://schemas.microsoft.com/office/word/2010/wordprocessingDrawing" xmlns:wp="http://schemas.openxmlformats.org/drawingml/2006/wordprocessingDrawing" xmlns:w10="urn:schemas-microsoft-com:office:word" xmlns:w="http://schemas.openxmlformats.org/wordprocessingml/2006/main" xmlns:w14="http://schemas.microsoft.com/office/word/2010/wordml" xmlns:w15="http://schemas.microsoft.com/office/word/2012/wordml" xmlns:w16cex="http://schemas.microsoft.com/office/word/2018/wordml/cex" xmlns:w16cid="http://schemas.microsoft.com/office/word/2016/wordml/cid" xmlns:w16="http://schemas.microsoft.com/office/word/2018/wordml" xmlns:w16du="http://schemas.microsoft.com/office/word/2023/wordml/word16du" xmlns:w16sdtdh="http://schemas.microsoft.com/office/word/2020/wordml/sdtdatahash" xmlns:w16sdtfl="http://schemas.microsoft.com/office/word/2024/wordml/sdtformatlock" xmlns:w16se="http://schemas.microsoft.com/office/word/2015/wordml/symex" xmlns:wpg="http://schemas.microsoft.com/office/word/2010/wordprocessingGroup" xmlns:wpi="http://schemas.microsoft.com/office/word/2010/wordprocessingInk" xmlns:wne="http://schemas.microsoft.com/office/word/2006/wordml" xmlns:wps="http://schemas.microsoft.com/office/word/2010/wordprocessingShape" mc:Ignorable="w14 w15 w16se w16cid w16 w16cex w16sdtdh w16sdtfl w16du wp14">
+  <w:abstractNum w:abstractNumId="0" w15:restartNumberingAfterBreak="0">
     <w:nsid w:val="329D6FDF"/>
     <w:multiLevelType w:val="multilevel"/>
     <w:tmpl w:val="329D6FDF"/>
-    <w:lvl w:ilvl="0" w:tentative="0">
+    <w:lvl w:ilvl="0">
       <w:start w:val="1"/>
       <w:numFmt w:val="bullet"/>
       <w:lvlText w:val="-"/>
@@ -2196,11 +1999,11 @@
         <w:ind w:left="720" w:hanging="360"/>
       </w:pPr>
       <w:rPr>
-        <w:rFonts w:hint="default" w:ascii="Calibri" w:hAnsi="Calibri" w:cs="Calibri" w:eastAsiaTheme="minorHAnsi"/>
+        <w:rFonts w:ascii="Calibri" w:eastAsiaTheme="minorHAnsi" w:hAnsi="Calibri" w:cs="Calibri" w:hint="default"/>
         <w:b/>
       </w:rPr>
     </w:lvl>
-    <w:lvl w:ilvl="1" w:tentative="0">
+    <w:lvl w:ilvl="1">
       <w:start w:val="1"/>
       <w:numFmt w:val="bullet"/>
       <w:lvlText w:val="o"/>
@@ -2209,10 +2012,10 @@
         <w:ind w:left="1440" w:hanging="360"/>
       </w:pPr>
       <w:rPr>
-        <w:rFonts w:hint="default" w:ascii="Courier New" w:hAnsi="Courier New" w:cs="Courier New"/>
+        <w:rFonts w:ascii="Courier New" w:hAnsi="Courier New" w:cs="Courier New" w:hint="default"/>
       </w:rPr>
     </w:lvl>
-    <w:lvl w:ilvl="2" w:tentative="0">
+    <w:lvl w:ilvl="2">
       <w:start w:val="1"/>
       <w:numFmt w:val="bullet"/>
       <w:lvlText w:val=""/>
@@ -2221,10 +2024,10 @@
         <w:ind w:left="2160" w:hanging="360"/>
       </w:pPr>
       <w:rPr>
-        <w:rFonts w:hint="default" w:ascii="Wingdings" w:hAnsi="Wingdings"/>
+        <w:rFonts w:ascii="Wingdings" w:hAnsi="Wingdings" w:hint="default"/>
       </w:rPr>
     </w:lvl>
-    <w:lvl w:ilvl="3" w:tentative="0">
+    <w:lvl w:ilvl="3">
       <w:start w:val="1"/>
       <w:numFmt w:val="bullet"/>
       <w:lvlText w:val=""/>
@@ -2233,10 +2036,10 @@
         <w:ind w:left="2880" w:hanging="360"/>
       </w:pPr>
       <w:rPr>
-        <w:rFonts w:hint="default" w:ascii="Symbol" w:hAnsi="Symbol"/>
+        <w:rFonts w:ascii="Symbol" w:hAnsi="Symbol" w:hint="default"/>
       </w:rPr>
     </w:lvl>
-    <w:lvl w:ilvl="4" w:tentative="0">
+    <w:lvl w:ilvl="4">
       <w:start w:val="1"/>
       <w:numFmt w:val="bullet"/>
       <w:lvlText w:val="o"/>
@@ -2245,10 +2048,10 @@
         <w:ind w:left="3600" w:hanging="360"/>
       </w:pPr>
       <w:rPr>
-        <w:rFonts w:hint="default" w:ascii="Courier New" w:hAnsi="Courier New" w:cs="Courier New"/>
+        <w:rFonts w:ascii="Courier New" w:hAnsi="Courier New" w:cs="Courier New" w:hint="default"/>
       </w:rPr>
     </w:lvl>
-    <w:lvl w:ilvl="5" w:tentative="0">
+    <w:lvl w:ilvl="5">
       <w:start w:val="1"/>
       <w:numFmt w:val="bullet"/>
       <w:lvlText w:val=""/>
@@ -2257,10 +2060,10 @@
         <w:ind w:left="4320" w:hanging="360"/>
       </w:pPr>
       <w:rPr>
-        <w:rFonts w:hint="default" w:ascii="Wingdings" w:hAnsi="Wingdings"/>
+        <w:rFonts w:ascii="Wingdings" w:hAnsi="Wingdings" w:hint="default"/>
       </w:rPr>
     </w:lvl>
-    <w:lvl w:ilvl="6" w:tentative="0">
+    <w:lvl w:ilvl="6">
       <w:start w:val="1"/>
       <w:numFmt w:val="bullet"/>
       <w:lvlText w:val=""/>
@@ -2269,10 +2072,10 @@
         <w:ind w:left="5040" w:hanging="360"/>
       </w:pPr>
       <w:rPr>
-        <w:rFonts w:hint="default" w:ascii="Symbol" w:hAnsi="Symbol"/>
+        <w:rFonts w:ascii="Symbol" w:hAnsi="Symbol" w:hint="default"/>
       </w:rPr>
     </w:lvl>
-    <w:lvl w:ilvl="7" w:tentative="0">
+    <w:lvl w:ilvl="7">
       <w:start w:val="1"/>
       <w:numFmt w:val="bullet"/>
       <w:lvlText w:val="o"/>
@@ -2281,10 +2084,10 @@
         <w:ind w:left="5760" w:hanging="360"/>
       </w:pPr>
       <w:rPr>
-        <w:rFonts w:hint="default" w:ascii="Courier New" w:hAnsi="Courier New" w:cs="Courier New"/>
+        <w:rFonts w:ascii="Courier New" w:hAnsi="Courier New" w:cs="Courier New" w:hint="default"/>
       </w:rPr>
     </w:lvl>
-    <w:lvl w:ilvl="8" w:tentative="0">
+    <w:lvl w:ilvl="8">
       <w:start w:val="1"/>
       <w:numFmt w:val="bullet"/>
       <w:lvlText w:val=""/>
@@ -2293,15 +2096,15 @@
         <w:ind w:left="6480" w:hanging="360"/>
       </w:pPr>
       <w:rPr>
-        <w:rFonts w:hint="default" w:ascii="Wingdings" w:hAnsi="Wingdings"/>
+        <w:rFonts w:ascii="Wingdings" w:hAnsi="Wingdings" w:hint="default"/>
       </w:rPr>
     </w:lvl>
   </w:abstractNum>
-  <w:abstractNum w:abstractNumId="1">
+  <w:abstractNum w:abstractNumId="1" w15:restartNumberingAfterBreak="0">
     <w:nsid w:val="5252589F"/>
     <w:multiLevelType w:val="multilevel"/>
     <w:tmpl w:val="5252589F"/>
-    <w:lvl w:ilvl="0" w:tentative="0">
+    <w:lvl w:ilvl="0">
       <w:start w:val="1"/>
       <w:numFmt w:val="decimal"/>
       <w:lvlText w:val="%1."/>
@@ -2313,7 +2116,7 @@
         <w:ind w:left="720" w:hanging="360"/>
       </w:pPr>
     </w:lvl>
-    <w:lvl w:ilvl="1" w:tentative="0">
+    <w:lvl w:ilvl="1">
       <w:start w:val="1"/>
       <w:numFmt w:val="bullet"/>
       <w:lvlText w:val="o"/>
@@ -2325,11 +2128,11 @@
         <w:ind w:left="1440" w:hanging="360"/>
       </w:pPr>
       <w:rPr>
-        <w:rFonts w:hint="default" w:ascii="Courier New" w:hAnsi="Courier New"/>
+        <w:rFonts w:ascii="Courier New" w:hAnsi="Courier New" w:hint="default"/>
         <w:sz w:val="20"/>
       </w:rPr>
     </w:lvl>
-    <w:lvl w:ilvl="2" w:tentative="0">
+    <w:lvl w:ilvl="2">
       <w:start w:val="1"/>
       <w:numFmt w:val="decimal"/>
       <w:lvlText w:val="%3."/>
@@ -2341,7 +2144,7 @@
         <w:ind w:left="2160" w:hanging="360"/>
       </w:pPr>
     </w:lvl>
-    <w:lvl w:ilvl="3" w:tentative="0">
+    <w:lvl w:ilvl="3">
       <w:start w:val="1"/>
       <w:numFmt w:val="decimal"/>
       <w:lvlText w:val="%4."/>
@@ -2353,7 +2156,7 @@
         <w:ind w:left="2880" w:hanging="360"/>
       </w:pPr>
     </w:lvl>
-    <w:lvl w:ilvl="4" w:tentative="0">
+    <w:lvl w:ilvl="4">
       <w:start w:val="1"/>
       <w:numFmt w:val="decimal"/>
       <w:lvlText w:val="%5."/>
@@ -2365,7 +2168,7 @@
         <w:ind w:left="3600" w:hanging="360"/>
       </w:pPr>
     </w:lvl>
-    <w:lvl w:ilvl="5" w:tentative="0">
+    <w:lvl w:ilvl="5">
       <w:start w:val="1"/>
       <w:numFmt w:val="decimal"/>
       <w:lvlText w:val="%6."/>
@@ -2377,7 +2180,7 @@
         <w:ind w:left="4320" w:hanging="360"/>
       </w:pPr>
     </w:lvl>
-    <w:lvl w:ilvl="6" w:tentative="0">
+    <w:lvl w:ilvl="6">
       <w:start w:val="1"/>
       <w:numFmt w:val="decimal"/>
       <w:lvlText w:val="%7."/>
@@ -2389,7 +2192,7 @@
         <w:ind w:left="5040" w:hanging="360"/>
       </w:pPr>
     </w:lvl>
-    <w:lvl w:ilvl="7" w:tentative="0">
+    <w:lvl w:ilvl="7">
       <w:start w:val="1"/>
       <w:numFmt w:val="decimal"/>
       <w:lvlText w:val="%8."/>
@@ -2401,7 +2204,7 @@
         <w:ind w:left="5760" w:hanging="360"/>
       </w:pPr>
     </w:lvl>
-    <w:lvl w:ilvl="8" w:tentative="0">
+    <w:lvl w:ilvl="8">
       <w:start w:val="1"/>
       <w:numFmt w:val="decimal"/>
       <w:lvlText w:val="%9."/>
@@ -2414,11 +2217,11 @@
       </w:pPr>
     </w:lvl>
   </w:abstractNum>
-  <w:abstractNum w:abstractNumId="2">
+  <w:abstractNum w:abstractNumId="2" w15:restartNumberingAfterBreak="0">
     <w:nsid w:val="574E11E2"/>
     <w:multiLevelType w:val="multilevel"/>
     <w:tmpl w:val="574E11E2"/>
-    <w:lvl w:ilvl="0" w:tentative="0">
+    <w:lvl w:ilvl="0">
       <w:start w:val="1"/>
       <w:numFmt w:val="bullet"/>
       <w:lvlText w:val=""/>
@@ -2430,11 +2233,11 @@
         <w:ind w:left="720" w:hanging="360"/>
       </w:pPr>
       <w:rPr>
-        <w:rFonts w:hint="default" w:ascii="Symbol" w:hAnsi="Symbol"/>
+        <w:rFonts w:ascii="Symbol" w:hAnsi="Symbol" w:hint="default"/>
         <w:sz w:val="20"/>
       </w:rPr>
     </w:lvl>
-    <w:lvl w:ilvl="1" w:tentative="0">
+    <w:lvl w:ilvl="1">
       <w:start w:val="1"/>
       <w:numFmt w:val="bullet"/>
       <w:lvlText w:val="o"/>
@@ -2446,11 +2249,11 @@
         <w:ind w:left="1440" w:hanging="360"/>
       </w:pPr>
       <w:rPr>
-        <w:rFonts w:hint="default" w:ascii="Courier New" w:hAnsi="Courier New"/>
+        <w:rFonts w:ascii="Courier New" w:hAnsi="Courier New" w:hint="default"/>
         <w:sz w:val="20"/>
       </w:rPr>
     </w:lvl>
-    <w:lvl w:ilvl="2" w:tentative="0">
+    <w:lvl w:ilvl="2">
       <w:start w:val="1"/>
       <w:numFmt w:val="bullet"/>
       <w:lvlText w:val=""/>
@@ -2462,11 +2265,11 @@
         <w:ind w:left="2160" w:hanging="360"/>
       </w:pPr>
       <w:rPr>
-        <w:rFonts w:hint="default" w:ascii="Wingdings" w:hAnsi="Wingdings"/>
+        <w:rFonts w:ascii="Wingdings" w:hAnsi="Wingdings" w:hint="default"/>
         <w:sz w:val="20"/>
       </w:rPr>
     </w:lvl>
-    <w:lvl w:ilvl="3" w:tentative="0">
+    <w:lvl w:ilvl="3">
       <w:start w:val="1"/>
       <w:numFmt w:val="bullet"/>
       <w:lvlText w:val=""/>
@@ -2478,11 +2281,11 @@
         <w:ind w:left="2880" w:hanging="360"/>
       </w:pPr>
       <w:rPr>
-        <w:rFonts w:hint="default" w:ascii="Wingdings" w:hAnsi="Wingdings"/>
+        <w:rFonts w:ascii="Wingdings" w:hAnsi="Wingdings" w:hint="default"/>
         <w:sz w:val="20"/>
       </w:rPr>
     </w:lvl>
-    <w:lvl w:ilvl="4" w:tentative="0">
+    <w:lvl w:ilvl="4">
       <w:start w:val="1"/>
       <w:numFmt w:val="bullet"/>
       <w:lvlText w:val=""/>
@@ -2494,11 +2297,11 @@
         <w:ind w:left="3600" w:hanging="360"/>
       </w:pPr>
       <w:rPr>
-        <w:rFonts w:hint="default" w:ascii="Wingdings" w:hAnsi="Wingdings"/>
+        <w:rFonts w:ascii="Wingdings" w:hAnsi="Wingdings" w:hint="default"/>
         <w:sz w:val="20"/>
       </w:rPr>
     </w:lvl>
-    <w:lvl w:ilvl="5" w:tentative="0">
+    <w:lvl w:ilvl="5">
       <w:start w:val="1"/>
       <w:numFmt w:val="bullet"/>
       <w:lvlText w:val=""/>
@@ -2510,11 +2313,11 @@
         <w:ind w:left="4320" w:hanging="360"/>
       </w:pPr>
       <w:rPr>
-        <w:rFonts w:hint="default" w:ascii="Wingdings" w:hAnsi="Wingdings"/>
+        <w:rFonts w:ascii="Wingdings" w:hAnsi="Wingdings" w:hint="default"/>
         <w:sz w:val="20"/>
       </w:rPr>
     </w:lvl>
-    <w:lvl w:ilvl="6" w:tentative="0">
+    <w:lvl w:ilvl="6">
       <w:start w:val="1"/>
       <w:numFmt w:val="bullet"/>
       <w:lvlText w:val=""/>
@@ -2526,11 +2329,11 @@
         <w:ind w:left="5040" w:hanging="360"/>
       </w:pPr>
       <w:rPr>
-        <w:rFonts w:hint="default" w:ascii="Wingdings" w:hAnsi="Wingdings"/>
+        <w:rFonts w:ascii="Wingdings" w:hAnsi="Wingdings" w:hint="default"/>
         <w:sz w:val="20"/>
       </w:rPr>
     </w:lvl>
-    <w:lvl w:ilvl="7" w:tentative="0">
+    <w:lvl w:ilvl="7">
       <w:start w:val="1"/>
       <w:numFmt w:val="bullet"/>
       <w:lvlText w:val=""/>
@@ -2542,11 +2345,11 @@
         <w:ind w:left="5760" w:hanging="360"/>
       </w:pPr>
       <w:rPr>
-        <w:rFonts w:hint="default" w:ascii="Wingdings" w:hAnsi="Wingdings"/>
+        <w:rFonts w:ascii="Wingdings" w:hAnsi="Wingdings" w:hint="default"/>
         <w:sz w:val="20"/>
       </w:rPr>
     </w:lvl>
-    <w:lvl w:ilvl="8" w:tentative="0">
+    <w:lvl w:ilvl="8">
       <w:start w:val="1"/>
       <w:numFmt w:val="bullet"/>
       <w:lvlText w:val=""/>
@@ -2558,16 +2361,16 @@
         <w:ind w:left="6480" w:hanging="360"/>
       </w:pPr>
       <w:rPr>
-        <w:rFonts w:hint="default" w:ascii="Wingdings" w:hAnsi="Wingdings"/>
+        <w:rFonts w:ascii="Wingdings" w:hAnsi="Wingdings" w:hint="default"/>
         <w:sz w:val="20"/>
       </w:rPr>
     </w:lvl>
   </w:abstractNum>
-  <w:abstractNum w:abstractNumId="3">
+  <w:abstractNum w:abstractNumId="3" w15:restartNumberingAfterBreak="0">
     <w:nsid w:val="64D4689A"/>
     <w:multiLevelType w:val="multilevel"/>
     <w:tmpl w:val="64D4689A"/>
-    <w:lvl w:ilvl="0" w:tentative="0">
+    <w:lvl w:ilvl="0">
       <w:start w:val="1"/>
       <w:numFmt w:val="bullet"/>
       <w:lvlText w:val=""/>
@@ -2579,11 +2382,11 @@
         <w:ind w:left="720" w:hanging="360"/>
       </w:pPr>
       <w:rPr>
-        <w:rFonts w:hint="default" w:ascii="Symbol" w:hAnsi="Symbol"/>
+        <w:rFonts w:ascii="Symbol" w:hAnsi="Symbol" w:hint="default"/>
         <w:sz w:val="20"/>
       </w:rPr>
     </w:lvl>
-    <w:lvl w:ilvl="1" w:tentative="0">
+    <w:lvl w:ilvl="1">
       <w:start w:val="1"/>
       <w:numFmt w:val="bullet"/>
       <w:lvlText w:val="o"/>
@@ -2595,11 +2398,11 @@
         <w:ind w:left="1440" w:hanging="360"/>
       </w:pPr>
       <w:rPr>
-        <w:rFonts w:hint="default" w:ascii="Courier New" w:hAnsi="Courier New"/>
+        <w:rFonts w:ascii="Courier New" w:hAnsi="Courier New" w:hint="default"/>
         <w:sz w:val="20"/>
       </w:rPr>
     </w:lvl>
-    <w:lvl w:ilvl="2" w:tentative="0">
+    <w:lvl w:ilvl="2">
       <w:start w:val="1"/>
       <w:numFmt w:val="bullet"/>
       <w:lvlText w:val=""/>
@@ -2611,11 +2414,11 @@
         <w:ind w:left="2160" w:hanging="360"/>
       </w:pPr>
       <w:rPr>
-        <w:rFonts w:hint="default" w:ascii="Wingdings" w:hAnsi="Wingdings"/>
+        <w:rFonts w:ascii="Wingdings" w:hAnsi="Wingdings" w:hint="default"/>
         <w:sz w:val="20"/>
       </w:rPr>
     </w:lvl>
-    <w:lvl w:ilvl="3" w:tentative="0">
+    <w:lvl w:ilvl="3">
       <w:start w:val="1"/>
       <w:numFmt w:val="bullet"/>
       <w:lvlText w:val=""/>
@@ -2627,11 +2430,11 @@
         <w:ind w:left="2880" w:hanging="360"/>
       </w:pPr>
       <w:rPr>
-        <w:rFonts w:hint="default" w:ascii="Wingdings" w:hAnsi="Wingdings"/>
+        <w:rFonts w:ascii="Wingdings" w:hAnsi="Wingdings" w:hint="default"/>
         <w:sz w:val="20"/>
       </w:rPr>
     </w:lvl>
-    <w:lvl w:ilvl="4" w:tentative="0">
+    <w:lvl w:ilvl="4">
       <w:start w:val="1"/>
       <w:numFmt w:val="bullet"/>
       <w:lvlText w:val=""/>
@@ -2643,11 +2446,11 @@
         <w:ind w:left="3600" w:hanging="360"/>
       </w:pPr>
       <w:rPr>
-        <w:rFonts w:hint="default" w:ascii="Wingdings" w:hAnsi="Wingdings"/>
+        <w:rFonts w:ascii="Wingdings" w:hAnsi="Wingdings" w:hint="default"/>
         <w:sz w:val="20"/>
       </w:rPr>
     </w:lvl>
-    <w:lvl w:ilvl="5" w:tentative="0">
+    <w:lvl w:ilvl="5">
       <w:start w:val="1"/>
       <w:numFmt w:val="bullet"/>
       <w:lvlText w:val=""/>
@@ -2659,11 +2462,11 @@
         <w:ind w:left="4320" w:hanging="360"/>
       </w:pPr>
       <w:rPr>
-        <w:rFonts w:hint="default" w:ascii="Wingdings" w:hAnsi="Wingdings"/>
+        <w:rFonts w:ascii="Wingdings" w:hAnsi="Wingdings" w:hint="default"/>
         <w:sz w:val="20"/>
       </w:rPr>
     </w:lvl>
-    <w:lvl w:ilvl="6" w:tentative="0">
+    <w:lvl w:ilvl="6">
       <w:start w:val="1"/>
       <w:numFmt w:val="bullet"/>
       <w:lvlText w:val=""/>
@@ -2675,11 +2478,11 @@
         <w:ind w:left="5040" w:hanging="360"/>
       </w:pPr>
       <w:rPr>
-        <w:rFonts w:hint="default" w:ascii="Wingdings" w:hAnsi="Wingdings"/>
+        <w:rFonts w:ascii="Wingdings" w:hAnsi="Wingdings" w:hint="default"/>
         <w:sz w:val="20"/>
       </w:rPr>
     </w:lvl>
-    <w:lvl w:ilvl="7" w:tentative="0">
+    <w:lvl w:ilvl="7">
       <w:start w:val="1"/>
       <w:numFmt w:val="bullet"/>
       <w:lvlText w:val=""/>
@@ -2691,11 +2494,11 @@
         <w:ind w:left="5760" w:hanging="360"/>
       </w:pPr>
       <w:rPr>
-        <w:rFonts w:hint="default" w:ascii="Wingdings" w:hAnsi="Wingdings"/>
+        <w:rFonts w:ascii="Wingdings" w:hAnsi="Wingdings" w:hint="default"/>
         <w:sz w:val="20"/>
       </w:rPr>
     </w:lvl>
-    <w:lvl w:ilvl="8" w:tentative="0">
+    <w:lvl w:ilvl="8">
       <w:start w:val="1"/>
       <w:numFmt w:val="bullet"/>
       <w:lvlText w:val=""/>
@@ -2707,312 +2510,436 @@
         <w:ind w:left="6480" w:hanging="360"/>
       </w:pPr>
       <w:rPr>
-        <w:rFonts w:hint="default" w:ascii="Wingdings" w:hAnsi="Wingdings"/>
+        <w:rFonts w:ascii="Wingdings" w:hAnsi="Wingdings" w:hint="default"/>
         <w:sz w:val="20"/>
       </w:rPr>
     </w:lvl>
   </w:abstractNum>
-  <w:num w:numId="1">
+  <w:num w:numId="1" w16cid:durableId="48966343">
     <w:abstractNumId w:val="0"/>
   </w:num>
-  <w:num w:numId="2">
+  <w:num w:numId="2" w16cid:durableId="1468087739">
     <w:abstractNumId w:val="2"/>
   </w:num>
-  <w:num w:numId="3">
+  <w:num w:numId="3" w16cid:durableId="388963595">
     <w:abstractNumId w:val="1"/>
   </w:num>
-  <w:num w:numId="4">
+  <w:num w:numId="4" w16cid:durableId="1666976154">
     <w:abstractNumId w:val="3"/>
   </w:num>
 </w:numbering>
 </file>
 
 <file path=word/styles.xml><?xml version="1.0" encoding="utf-8"?>
-<w:styles xmlns:mc="http://schemas.openxmlformats.org/markup-compatibility/2006" xmlns:o="urn:schemas-microsoft-com:office:office" xmlns:r="http://schemas.openxmlformats.org/officeDocument/2006/relationships" xmlns:m="http://schemas.openxmlformats.org/officeDocument/2006/math" xmlns:v="urn:schemas-microsoft-com:vml" xmlns:w="http://schemas.openxmlformats.org/wordprocessingml/2006/main" xmlns:w14="http://schemas.microsoft.com/office/word/2010/wordml" xmlns:w10="urn:schemas-microsoft-com:office:word" xmlns:sl="http://schemas.openxmlformats.org/schemaLibrary/2006/main" xmlns:wpsCustomData="http://www.wps.cn/officeDocument/2013/wpsCustomData" mc:Ignorable="w14">
+<w:styles xmlns:mc="http://schemas.openxmlformats.org/markup-compatibility/2006" xmlns:r="http://schemas.openxmlformats.org/officeDocument/2006/relationships" xmlns:w="http://schemas.openxmlformats.org/wordprocessingml/2006/main" xmlns:w14="http://schemas.microsoft.com/office/word/2010/wordml" xmlns:w15="http://schemas.microsoft.com/office/word/2012/wordml" xmlns:w16cex="http://schemas.microsoft.com/office/word/2018/wordml/cex" xmlns:w16cid="http://schemas.microsoft.com/office/word/2016/wordml/cid" xmlns:w16="http://schemas.microsoft.com/office/word/2018/wordml" xmlns:w16du="http://schemas.microsoft.com/office/word/2023/wordml/word16du" xmlns:w16sdtdh="http://schemas.microsoft.com/office/word/2020/wordml/sdtdatahash" xmlns:w16sdtfl="http://schemas.microsoft.com/office/word/2024/wordml/sdtformatlock" xmlns:w16se="http://schemas.microsoft.com/office/word/2015/wordml/symex" mc:Ignorable="w14 w15 w16se w16cid w16 w16cex w16sdtdh w16sdtfl w16du">
   <w:docDefaults>
     <w:rPrDefault>
       <w:rPr>
-        <w:rFonts w:asciiTheme="minorHAnsi" w:hAnsiTheme="minorHAnsi" w:eastAsiaTheme="minorHAnsi" w:cstheme="minorBidi"/>
+        <w:rFonts w:asciiTheme="minorHAnsi" w:eastAsiaTheme="minorHAnsi" w:hAnsiTheme="minorHAnsi" w:cstheme="minorBidi"/>
+        <w:lang w:val="en-IN" w:eastAsia="en-IN" w:bidi="ar-SA"/>
       </w:rPr>
     </w:rPrDefault>
     <w:pPrDefault/>
   </w:docDefaults>
-  <w:latentStyles w:count="260" w:defQFormat="0" w:defUnhideWhenUsed="1" w:defSemiHidden="1" w:defUIPriority="99" w:defLockedState="0">
-    <w:lsdException w:qFormat="1" w:unhideWhenUsed="0" w:uiPriority="0" w:semiHidden="0" w:name="Normal"/>
-    <w:lsdException w:qFormat="1" w:unhideWhenUsed="0" w:uiPriority="9" w:semiHidden="0" w:name="heading 1"/>
-    <w:lsdException w:qFormat="1" w:uiPriority="9" w:name="heading 2"/>
-    <w:lsdException w:qFormat="1" w:uiPriority="9" w:name="heading 3"/>
-    <w:lsdException w:qFormat="1" w:uiPriority="9" w:name="heading 4"/>
-    <w:lsdException w:qFormat="1" w:uiPriority="9" w:name="heading 5"/>
-    <w:lsdException w:qFormat="1" w:uiPriority="9" w:name="heading 6"/>
-    <w:lsdException w:qFormat="1" w:uiPriority="9" w:name="heading 7"/>
-    <w:lsdException w:qFormat="1" w:uiPriority="9" w:name="heading 8"/>
-    <w:lsdException w:qFormat="1" w:uiPriority="9" w:name="heading 9"/>
-    <w:lsdException w:uiPriority="99" w:name="index 1"/>
-    <w:lsdException w:uiPriority="99" w:name="index 2"/>
-    <w:lsdException w:uiPriority="99" w:name="index 3"/>
-    <w:lsdException w:uiPriority="99" w:name="index 4"/>
-    <w:lsdException w:uiPriority="99" w:name="index 5"/>
-    <w:lsdException w:uiPriority="99" w:name="index 6"/>
-    <w:lsdException w:uiPriority="99" w:name="index 7"/>
-    <w:lsdException w:uiPriority="99" w:name="index 8"/>
-    <w:lsdException w:uiPriority="99" w:name="index 9"/>
-    <w:lsdException w:uiPriority="39" w:name="toc 1"/>
-    <w:lsdException w:uiPriority="39" w:name="toc 2"/>
-    <w:lsdException w:uiPriority="39" w:name="toc 3"/>
-    <w:lsdException w:uiPriority="39" w:name="toc 4"/>
-    <w:lsdException w:uiPriority="39" w:name="toc 5"/>
-    <w:lsdException w:uiPriority="39" w:name="toc 6"/>
-    <w:lsdException w:uiPriority="39" w:name="toc 7"/>
-    <w:lsdException w:uiPriority="39" w:name="toc 8"/>
-    <w:lsdException w:uiPriority="39" w:name="toc 9"/>
-    <w:lsdException w:uiPriority="99" w:name="Normal Indent"/>
-    <w:lsdException w:uiPriority="99" w:name="footnote text"/>
-    <w:lsdException w:uiPriority="99" w:name="annotation text"/>
-    <w:lsdException w:uiPriority="99" w:name="header"/>
-    <w:lsdException w:uiPriority="99" w:name="footer"/>
-    <w:lsdException w:uiPriority="99" w:name="index heading"/>
-    <w:lsdException w:qFormat="1" w:uiPriority="35" w:name="caption"/>
-    <w:lsdException w:uiPriority="99" w:name="table of figures"/>
-    <w:lsdException w:uiPriority="99" w:name="envelope address"/>
-    <w:lsdException w:uiPriority="99" w:name="envelope return"/>
-    <w:lsdException w:uiPriority="99" w:name="footnote reference"/>
-    <w:lsdException w:uiPriority="99" w:name="annotation reference"/>
-    <w:lsdException w:uiPriority="99" w:name="line number"/>
-    <w:lsdException w:uiPriority="99" w:name="page number"/>
-    <w:lsdException w:uiPriority="99" w:name="endnote reference"/>
-    <w:lsdException w:uiPriority="99" w:name="endnote text"/>
-    <w:lsdException w:uiPriority="99" w:name="table of authorities"/>
-    <w:lsdException w:uiPriority="99" w:name="macro"/>
-    <w:lsdException w:uiPriority="99" w:name="toa heading"/>
-    <w:lsdException w:uiPriority="99" w:name="List"/>
-    <w:lsdException w:uiPriority="99" w:name="List Bullet"/>
-    <w:lsdException w:uiPriority="99" w:name="List Number"/>
-    <w:lsdException w:uiPriority="99" w:name="List 2"/>
-    <w:lsdException w:uiPriority="99" w:name="List 3"/>
-    <w:lsdException w:uiPriority="99" w:name="List 4"/>
-    <w:lsdException w:uiPriority="99" w:name="List 5"/>
-    <w:lsdException w:uiPriority="99" w:name="List Bullet 2"/>
-    <w:lsdException w:uiPriority="99" w:name="List Bullet 3"/>
-    <w:lsdException w:uiPriority="99" w:name="List Bullet 4"/>
-    <w:lsdException w:uiPriority="99" w:name="List Bullet 5"/>
-    <w:lsdException w:uiPriority="99" w:name="List Number 2"/>
-    <w:lsdException w:uiPriority="99" w:name="List Number 3"/>
-    <w:lsdException w:uiPriority="99" w:name="List Number 4"/>
-    <w:lsdException w:uiPriority="99" w:name="List Number 5"/>
-    <w:lsdException w:qFormat="1" w:unhideWhenUsed="0" w:uiPriority="10" w:semiHidden="0" w:name="Title"/>
-    <w:lsdException w:uiPriority="99" w:name="Closing"/>
-    <w:lsdException w:uiPriority="99" w:name="Signature"/>
-    <w:lsdException w:qFormat="1" w:uiPriority="1" w:semiHidden="0" w:name="Default Paragraph Font"/>
-    <w:lsdException w:uiPriority="99" w:name="Body Text"/>
-    <w:lsdException w:uiPriority="99" w:name="Body Text Indent"/>
-    <w:lsdException w:uiPriority="99" w:name="List Continue"/>
-    <w:lsdException w:uiPriority="99" w:name="List Continue 2"/>
-    <w:lsdException w:uiPriority="99" w:name="List Continue 3"/>
-    <w:lsdException w:uiPriority="99" w:name="List Continue 4"/>
-    <w:lsdException w:uiPriority="99" w:name="List Continue 5"/>
-    <w:lsdException w:uiPriority="99" w:name="Message Header"/>
-    <w:lsdException w:qFormat="1" w:unhideWhenUsed="0" w:uiPriority="11" w:semiHidden="0" w:name="Subtitle"/>
-    <w:lsdException w:uiPriority="99" w:name="Salutation"/>
-    <w:lsdException w:uiPriority="99" w:name="Date"/>
-    <w:lsdException w:uiPriority="99" w:name="Body Text First Indent"/>
-    <w:lsdException w:uiPriority="99" w:name="Body Text First Indent 2"/>
-    <w:lsdException w:uiPriority="99" w:name="Note Heading"/>
-    <w:lsdException w:uiPriority="99" w:name="Body Text 2"/>
-    <w:lsdException w:uiPriority="99" w:name="Body Text 3"/>
-    <w:lsdException w:uiPriority="99" w:name="Body Text Indent 2"/>
-    <w:lsdException w:uiPriority="99" w:name="Body Text Indent 3"/>
-    <w:lsdException w:uiPriority="99" w:name="Block Text"/>
-    <w:lsdException w:uiPriority="99" w:name="Hyperlink"/>
-    <w:lsdException w:uiPriority="99" w:name="FollowedHyperlink"/>
-    <w:lsdException w:qFormat="1" w:unhideWhenUsed="0" w:uiPriority="22" w:semiHidden="0" w:name="Strong"/>
-    <w:lsdException w:qFormat="1" w:unhideWhenUsed="0" w:uiPriority="20" w:semiHidden="0" w:name="Emphasis"/>
-    <w:lsdException w:uiPriority="99" w:name="Document Map"/>
-    <w:lsdException w:uiPriority="99" w:name="Plain Text"/>
-    <w:lsdException w:uiPriority="99" w:name="E-mail Signature"/>
-    <w:lsdException w:qFormat="1" w:uiPriority="99" w:name="Normal (Web)"/>
-    <w:lsdException w:uiPriority="99" w:name="HTML Acronym"/>
-    <w:lsdException w:uiPriority="99" w:name="HTML Address"/>
-    <w:lsdException w:uiPriority="99" w:name="HTML Cite"/>
-    <w:lsdException w:uiPriority="99" w:name="HTML Code"/>
-    <w:lsdException w:uiPriority="99" w:name="HTML Definition"/>
-    <w:lsdException w:uiPriority="99" w:name="HTML Keyboard"/>
-    <w:lsdException w:uiPriority="99" w:name="HTML Preformatted"/>
-    <w:lsdException w:uiPriority="99" w:name="HTML Sample"/>
-    <w:lsdException w:uiPriority="99" w:name="HTML Typewriter"/>
-    <w:lsdException w:uiPriority="99" w:name="HTML Variable"/>
-    <w:lsdException w:qFormat="1" w:uiPriority="99" w:name="Normal Table"/>
-    <w:lsdException w:uiPriority="99" w:name="annotation subject"/>
-    <w:lsdException w:uiPriority="99" w:name="Table Simple 1"/>
-    <w:lsdException w:uiPriority="99" w:name="Table Simple 2"/>
-    <w:lsdException w:uiPriority="99" w:name="Table Simple 3"/>
-    <w:lsdException w:uiPriority="99" w:name="Table Classic 1"/>
-    <w:lsdException w:uiPriority="99" w:name="Table Classic 2"/>
-    <w:lsdException w:uiPriority="99" w:name="Table Classic 3"/>
-    <w:lsdException w:uiPriority="99" w:name="Table Classic 4"/>
-    <w:lsdException w:uiPriority="99" w:name="Table Colorful 1"/>
-    <w:lsdException w:uiPriority="99" w:name="Table Colorful 2"/>
-    <w:lsdException w:uiPriority="99" w:name="Table Colorful 3"/>
-    <w:lsdException w:uiPriority="99" w:name="Table Columns 1"/>
-    <w:lsdException w:uiPriority="99" w:name="Table Columns 2"/>
-    <w:lsdException w:uiPriority="99" w:name="Table Columns 3"/>
-    <w:lsdException w:uiPriority="99" w:name="Table Columns 4"/>
-    <w:lsdException w:uiPriority="99" w:name="Table Columns 5"/>
-    <w:lsdException w:uiPriority="99" w:name="Table Grid 1"/>
-    <w:lsdException w:uiPriority="99" w:name="Table Grid 2"/>
-    <w:lsdException w:uiPriority="99" w:name="Table Grid 3"/>
-    <w:lsdException w:uiPriority="99" w:name="Table Grid 4"/>
-    <w:lsdException w:uiPriority="99" w:name="Table Grid 5"/>
-    <w:lsdException w:uiPriority="99" w:name="Table Grid 6"/>
-    <w:lsdException w:uiPriority="99" w:name="Table Grid 7"/>
-    <w:lsdException w:uiPriority="99" w:name="Table Grid 8"/>
-    <w:lsdException w:uiPriority="99" w:name="Table List 1"/>
-    <w:lsdException w:uiPriority="99" w:name="Table List 2"/>
-    <w:lsdException w:uiPriority="99" w:name="Table List 3"/>
-    <w:lsdException w:uiPriority="99" w:name="Table List 4"/>
-    <w:lsdException w:uiPriority="99" w:name="Table List 5"/>
-    <w:lsdException w:uiPriority="99" w:name="Table List 6"/>
-    <w:lsdException w:uiPriority="99" w:name="Table List 7"/>
-    <w:lsdException w:uiPriority="99" w:name="Table List 8"/>
-    <w:lsdException w:uiPriority="99" w:name="Table 3D effects 1"/>
-    <w:lsdException w:uiPriority="99" w:name="Table 3D effects 2"/>
-    <w:lsdException w:uiPriority="99" w:name="Table 3D effects 3"/>
-    <w:lsdException w:uiPriority="99" w:name="Table Contemporary"/>
-    <w:lsdException w:uiPriority="99" w:name="Table Elegant"/>
-    <w:lsdException w:uiPriority="99" w:name="Table Professional"/>
-    <w:lsdException w:uiPriority="99" w:name="Table Subtle 1"/>
-    <w:lsdException w:uiPriority="99" w:name="Table Subtle 2"/>
-    <w:lsdException w:uiPriority="99" w:name="Table Web 1"/>
-    <w:lsdException w:uiPriority="99" w:name="Table Web 2"/>
-    <w:lsdException w:uiPriority="99" w:name="Table Web 3"/>
-    <w:lsdException w:uiPriority="99" w:name="Balloon Text"/>
-    <w:lsdException w:unhideWhenUsed="0" w:uiPriority="39" w:semiHidden="0" w:name="Table Grid"/>
-    <w:lsdException w:uiPriority="99" w:name="Table Theme"/>
-    <w:lsdException w:unhideWhenUsed="0" w:uiPriority="60" w:semiHidden="0" w:name="Light Shading"/>
-    <w:lsdException w:unhideWhenUsed="0" w:uiPriority="61" w:semiHidden="0" w:name="Light List"/>
-    <w:lsdException w:unhideWhenUsed="0" w:uiPriority="62" w:semiHidden="0" w:name="Light Grid"/>
-    <w:lsdException w:unhideWhenUsed="0" w:uiPriority="63" w:semiHidden="0" w:name="Medium Shading 1"/>
-    <w:lsdException w:unhideWhenUsed="0" w:uiPriority="64" w:semiHidden="0" w:name="Medium Shading 2"/>
-    <w:lsdException w:unhideWhenUsed="0" w:uiPriority="65" w:semiHidden="0" w:name="Medium List 1"/>
-    <w:lsdException w:unhideWhenUsed="0" w:uiPriority="66" w:semiHidden="0" w:name="Medium List 2"/>
-    <w:lsdException w:unhideWhenUsed="0" w:uiPriority="67" w:semiHidden="0" w:name="Medium Grid 1"/>
-    <w:lsdException w:unhideWhenUsed="0" w:uiPriority="68" w:semiHidden="0" w:name="Medium Grid 2"/>
-    <w:lsdException w:unhideWhenUsed="0" w:uiPriority="69" w:semiHidden="0" w:name="Medium Grid 3"/>
-    <w:lsdException w:unhideWhenUsed="0" w:uiPriority="70" w:semiHidden="0" w:name="Dark List"/>
-    <w:lsdException w:unhideWhenUsed="0" w:uiPriority="71" w:semiHidden="0" w:name="Colorful Shading"/>
-    <w:lsdException w:unhideWhenUsed="0" w:uiPriority="72" w:semiHidden="0" w:name="Colorful List"/>
-    <w:lsdException w:unhideWhenUsed="0" w:uiPriority="73" w:semiHidden="0" w:name="Colorful Grid"/>
-    <w:lsdException w:unhideWhenUsed="0" w:uiPriority="60" w:semiHidden="0" w:name="Light Shading Accent 1"/>
-    <w:lsdException w:unhideWhenUsed="0" w:uiPriority="61" w:semiHidden="0" w:name="Light List Accent 1"/>
-    <w:lsdException w:unhideWhenUsed="0" w:uiPriority="62" w:semiHidden="0" w:name="Light Grid Accent 1"/>
-    <w:lsdException w:unhideWhenUsed="0" w:uiPriority="63" w:semiHidden="0" w:name="Medium Shading 1 Accent 1"/>
-    <w:lsdException w:unhideWhenUsed="0" w:uiPriority="64" w:semiHidden="0" w:name="Medium Shading 2 Accent 1"/>
-    <w:lsdException w:unhideWhenUsed="0" w:uiPriority="65" w:semiHidden="0" w:name="Medium List 1 Accent 1"/>
-    <w:lsdException w:qFormat="1" w:unhideWhenUsed="0" w:uiPriority="34" w:semiHidden="0" w:name="List Paragraph"/>
-    <w:lsdException w:qFormat="1" w:unhideWhenUsed="0" w:uiPriority="29" w:semiHidden="0" w:name="Quote"/>
-    <w:lsdException w:qFormat="1" w:unhideWhenUsed="0" w:uiPriority="30" w:semiHidden="0" w:name="Intense Quote"/>
-    <w:lsdException w:unhideWhenUsed="0" w:uiPriority="66" w:semiHidden="0" w:name="Medium List 2 Accent 1"/>
-    <w:lsdException w:unhideWhenUsed="0" w:uiPriority="67" w:semiHidden="0" w:name="Medium Grid 1 Accent 1"/>
-    <w:lsdException w:unhideWhenUsed="0" w:uiPriority="68" w:semiHidden="0" w:name="Medium Grid 2 Accent 1"/>
-    <w:lsdException w:unhideWhenUsed="0" w:uiPriority="69" w:semiHidden="0" w:name="Medium Grid 3 Accent 1"/>
-    <w:lsdException w:unhideWhenUsed="0" w:uiPriority="70" w:semiHidden="0" w:name="Dark List Accent 1"/>
-    <w:lsdException w:unhideWhenUsed="0" w:uiPriority="71" w:semiHidden="0" w:name="Colorful Shading Accent 1"/>
-    <w:lsdException w:unhideWhenUsed="0" w:uiPriority="72" w:semiHidden="0" w:name="Colorful List Accent 1"/>
-    <w:lsdException w:unhideWhenUsed="0" w:uiPriority="73" w:semiHidden="0" w:name="Colorful Grid Accent 1"/>
-    <w:lsdException w:unhideWhenUsed="0" w:uiPriority="60" w:semiHidden="0" w:name="Light Shading Accent 2"/>
-    <w:lsdException w:unhideWhenUsed="0" w:uiPriority="61" w:semiHidden="0" w:name="Light List Accent 2"/>
-    <w:lsdException w:unhideWhenUsed="0" w:uiPriority="62" w:semiHidden="0" w:name="Light Grid Accent 2"/>
-    <w:lsdException w:unhideWhenUsed="0" w:uiPriority="63" w:semiHidden="0" w:name="Medium Shading 1 Accent 2"/>
-    <w:lsdException w:unhideWhenUsed="0" w:uiPriority="64" w:semiHidden="0" w:name="Medium Shading 2 Accent 2"/>
-    <w:lsdException w:unhideWhenUsed="0" w:uiPriority="65" w:semiHidden="0" w:name="Medium List 1 Accent 2"/>
-    <w:lsdException w:unhideWhenUsed="0" w:uiPriority="66" w:semiHidden="0" w:name="Medium List 2 Accent 2"/>
-    <w:lsdException w:unhideWhenUsed="0" w:uiPriority="67" w:semiHidden="0" w:name="Medium Grid 1 Accent 2"/>
-    <w:lsdException w:unhideWhenUsed="0" w:uiPriority="68" w:semiHidden="0" w:name="Medium Grid 2 Accent 2"/>
-    <w:lsdException w:unhideWhenUsed="0" w:uiPriority="69" w:semiHidden="0" w:name="Medium Grid 3 Accent 2"/>
-    <w:lsdException w:unhideWhenUsed="0" w:uiPriority="70" w:semiHidden="0" w:name="Dark List Accent 2"/>
-    <w:lsdException w:unhideWhenUsed="0" w:uiPriority="71" w:semiHidden="0" w:name="Colorful Shading Accent 2"/>
-    <w:lsdException w:unhideWhenUsed="0" w:uiPriority="72" w:semiHidden="0" w:name="Colorful List Accent 2"/>
-    <w:lsdException w:unhideWhenUsed="0" w:uiPriority="73" w:semiHidden="0" w:name="Colorful Grid Accent 2"/>
-    <w:lsdException w:unhideWhenUsed="0" w:uiPriority="60" w:semiHidden="0" w:name="Light Shading Accent 3"/>
-    <w:lsdException w:unhideWhenUsed="0" w:uiPriority="61" w:semiHidden="0" w:name="Light List Accent 3"/>
-    <w:lsdException w:unhideWhenUsed="0" w:uiPriority="62" w:semiHidden="0" w:name="Light Grid Accent 3"/>
-    <w:lsdException w:unhideWhenUsed="0" w:uiPriority="63" w:semiHidden="0" w:name="Medium Shading 1 Accent 3"/>
-    <w:lsdException w:unhideWhenUsed="0" w:uiPriority="64" w:semiHidden="0" w:name="Medium Shading 2 Accent 3"/>
-    <w:lsdException w:unhideWhenUsed="0" w:uiPriority="65" w:semiHidden="0" w:name="Medium List 1 Accent 3"/>
-    <w:lsdException w:unhideWhenUsed="0" w:uiPriority="66" w:semiHidden="0" w:name="Medium List 2 Accent 3"/>
-    <w:lsdException w:unhideWhenUsed="0" w:uiPriority="67" w:semiHidden="0" w:name="Medium Grid 1 Accent 3"/>
-    <w:lsdException w:unhideWhenUsed="0" w:uiPriority="68" w:semiHidden="0" w:name="Medium Grid 2 Accent 3"/>
-    <w:lsdException w:unhideWhenUsed="0" w:uiPriority="69" w:semiHidden="0" w:name="Medium Grid 3 Accent 3"/>
-    <w:lsdException w:unhideWhenUsed="0" w:uiPriority="70" w:semiHidden="0" w:name="Dark List Accent 3"/>
-    <w:lsdException w:unhideWhenUsed="0" w:uiPriority="71" w:semiHidden="0" w:name="Colorful Shading Accent 3"/>
-    <w:lsdException w:unhideWhenUsed="0" w:uiPriority="72" w:semiHidden="0" w:name="Colorful List Accent 3"/>
-    <w:lsdException w:unhideWhenUsed="0" w:uiPriority="73" w:semiHidden="0" w:name="Colorful Grid Accent 3"/>
-    <w:lsdException w:unhideWhenUsed="0" w:uiPriority="60" w:semiHidden="0" w:name="Light Shading Accent 4"/>
-    <w:lsdException w:unhideWhenUsed="0" w:uiPriority="61" w:semiHidden="0" w:name="Light List Accent 4"/>
-    <w:lsdException w:unhideWhenUsed="0" w:uiPriority="62" w:semiHidden="0" w:name="Light Grid Accent 4"/>
-    <w:lsdException w:unhideWhenUsed="0" w:uiPriority="63" w:semiHidden="0" w:name="Medium Shading 1 Accent 4"/>
-    <w:lsdException w:unhideWhenUsed="0" w:uiPriority="64" w:semiHidden="0" w:name="Medium Shading 2 Accent 4"/>
-    <w:lsdException w:unhideWhenUsed="0" w:uiPriority="65" w:semiHidden="0" w:name="Medium List 1 Accent 4"/>
-    <w:lsdException w:unhideWhenUsed="0" w:uiPriority="66" w:semiHidden="0" w:name="Medium List 2 Accent 4"/>
-    <w:lsdException w:unhideWhenUsed="0" w:uiPriority="67" w:semiHidden="0" w:name="Medium Grid 1 Accent 4"/>
-    <w:lsdException w:unhideWhenUsed="0" w:uiPriority="68" w:semiHidden="0" w:name="Medium Grid 2 Accent 4"/>
-    <w:lsdException w:unhideWhenUsed="0" w:uiPriority="69" w:semiHidden="0" w:name="Medium Grid 3 Accent 4"/>
-    <w:lsdException w:unhideWhenUsed="0" w:uiPriority="70" w:semiHidden="0" w:name="Dark List Accent 4"/>
-    <w:lsdException w:unhideWhenUsed="0" w:uiPriority="71" w:semiHidden="0" w:name="Colorful Shading Accent 4"/>
-    <w:lsdException w:unhideWhenUsed="0" w:uiPriority="72" w:semiHidden="0" w:name="Colorful List Accent 4"/>
-    <w:lsdException w:unhideWhenUsed="0" w:uiPriority="73" w:semiHidden="0" w:name="Colorful Grid Accent 4"/>
-    <w:lsdException w:unhideWhenUsed="0" w:uiPriority="60" w:semiHidden="0" w:name="Light Shading Accent 5"/>
-    <w:lsdException w:unhideWhenUsed="0" w:uiPriority="61" w:semiHidden="0" w:name="Light List Accent 5"/>
-    <w:lsdException w:unhideWhenUsed="0" w:uiPriority="62" w:semiHidden="0" w:name="Light Grid Accent 5"/>
-    <w:lsdException w:unhideWhenUsed="0" w:uiPriority="63" w:semiHidden="0" w:name="Medium Shading 1 Accent 5"/>
-    <w:lsdException w:unhideWhenUsed="0" w:uiPriority="64" w:semiHidden="0" w:name="Medium Shading 2 Accent 5"/>
-    <w:lsdException w:unhideWhenUsed="0" w:uiPriority="65" w:semiHidden="0" w:name="Medium List 1 Accent 5"/>
-    <w:lsdException w:unhideWhenUsed="0" w:uiPriority="66" w:semiHidden="0" w:name="Medium List 2 Accent 5"/>
-    <w:lsdException w:unhideWhenUsed="0" w:uiPriority="67" w:semiHidden="0" w:name="Medium Grid 1 Accent 5"/>
-    <w:lsdException w:unhideWhenUsed="0" w:uiPriority="68" w:semiHidden="0" w:name="Medium Grid 2 Accent 5"/>
-    <w:lsdException w:unhideWhenUsed="0" w:uiPriority="69" w:semiHidden="0" w:name="Medium Grid 3 Accent 5"/>
-    <w:lsdException w:unhideWhenUsed="0" w:uiPriority="70" w:semiHidden="0" w:name="Dark List Accent 5"/>
-    <w:lsdException w:unhideWhenUsed="0" w:uiPriority="71" w:semiHidden="0" w:name="Colorful Shading Accent 5"/>
-    <w:lsdException w:unhideWhenUsed="0" w:uiPriority="72" w:semiHidden="0" w:name="Colorful List Accent 5"/>
-    <w:lsdException w:unhideWhenUsed="0" w:uiPriority="73" w:semiHidden="0" w:name="Colorful Grid Accent 5"/>
-    <w:lsdException w:unhideWhenUsed="0" w:uiPriority="60" w:semiHidden="0" w:name="Light Shading Accent 6"/>
-    <w:lsdException w:unhideWhenUsed="0" w:uiPriority="61" w:semiHidden="0" w:name="Light List Accent 6"/>
-    <w:lsdException w:unhideWhenUsed="0" w:uiPriority="62" w:semiHidden="0" w:name="Light Grid Accent 6"/>
-    <w:lsdException w:unhideWhenUsed="0" w:uiPriority="63" w:semiHidden="0" w:name="Medium Shading 1 Accent 6"/>
-    <w:lsdException w:unhideWhenUsed="0" w:uiPriority="64" w:semiHidden="0" w:name="Medium Shading 2 Accent 6"/>
-    <w:lsdException w:unhideWhenUsed="0" w:uiPriority="65" w:semiHidden="0" w:name="Medium List 1 Accent 6"/>
-    <w:lsdException w:unhideWhenUsed="0" w:uiPriority="66" w:semiHidden="0" w:name="Medium List 2 Accent 6"/>
-    <w:lsdException w:unhideWhenUsed="0" w:uiPriority="67" w:semiHidden="0" w:name="Medium Grid 1 Accent 6"/>
-    <w:lsdException w:unhideWhenUsed="0" w:uiPriority="68" w:semiHidden="0" w:name="Medium Grid 2 Accent 6"/>
-    <w:lsdException w:unhideWhenUsed="0" w:uiPriority="69" w:semiHidden="0" w:name="Medium Grid 3 Accent 6"/>
-    <w:lsdException w:unhideWhenUsed="0" w:uiPriority="70" w:semiHidden="0" w:name="Dark List Accent 6"/>
-    <w:lsdException w:unhideWhenUsed="0" w:uiPriority="71" w:semiHidden="0" w:name="Colorful Shading Accent 6"/>
-    <w:lsdException w:unhideWhenUsed="0" w:uiPriority="72" w:semiHidden="0" w:name="Colorful List Accent 6"/>
-    <w:lsdException w:unhideWhenUsed="0" w:uiPriority="73" w:semiHidden="0" w:name="Colorful Grid Accent 6"/>
+  <w:latentStyles w:defLockedState="0" w:defUIPriority="99" w:defSemiHidden="0" w:defUnhideWhenUsed="0" w:defQFormat="0" w:count="376">
+    <w:lsdException w:name="Normal" w:uiPriority="0" w:qFormat="1"/>
+    <w:lsdException w:name="heading 1" w:uiPriority="9" w:qFormat="1"/>
+    <w:lsdException w:name="heading 2" w:semiHidden="1" w:uiPriority="9" w:unhideWhenUsed="1" w:qFormat="1"/>
+    <w:lsdException w:name="heading 3" w:semiHidden="1" w:uiPriority="9" w:unhideWhenUsed="1" w:qFormat="1"/>
+    <w:lsdException w:name="heading 4" w:semiHidden="1" w:uiPriority="9" w:unhideWhenUsed="1" w:qFormat="1"/>
+    <w:lsdException w:name="heading 5" w:semiHidden="1" w:uiPriority="9" w:unhideWhenUsed="1" w:qFormat="1"/>
+    <w:lsdException w:name="heading 6" w:semiHidden="1" w:uiPriority="9" w:unhideWhenUsed="1" w:qFormat="1"/>
+    <w:lsdException w:name="heading 7" w:semiHidden="1" w:uiPriority="9" w:unhideWhenUsed="1" w:qFormat="1"/>
+    <w:lsdException w:name="heading 8" w:semiHidden="1" w:uiPriority="9" w:unhideWhenUsed="1" w:qFormat="1"/>
+    <w:lsdException w:name="heading 9" w:semiHidden="1" w:uiPriority="9" w:unhideWhenUsed="1" w:qFormat="1"/>
+    <w:lsdException w:name="index 1" w:semiHidden="1" w:unhideWhenUsed="1"/>
+    <w:lsdException w:name="index 2" w:semiHidden="1" w:unhideWhenUsed="1"/>
+    <w:lsdException w:name="index 3" w:semiHidden="1" w:unhideWhenUsed="1"/>
+    <w:lsdException w:name="index 4" w:semiHidden="1" w:unhideWhenUsed="1"/>
+    <w:lsdException w:name="index 5" w:semiHidden="1" w:unhideWhenUsed="1"/>
+    <w:lsdException w:name="index 6" w:semiHidden="1" w:unhideWhenUsed="1"/>
+    <w:lsdException w:name="index 7" w:semiHidden="1" w:unhideWhenUsed="1"/>
+    <w:lsdException w:name="index 8" w:semiHidden="1" w:unhideWhenUsed="1"/>
+    <w:lsdException w:name="index 9" w:semiHidden="1" w:unhideWhenUsed="1"/>
+    <w:lsdException w:name="toc 1" w:semiHidden="1" w:uiPriority="39" w:unhideWhenUsed="1"/>
+    <w:lsdException w:name="toc 2" w:semiHidden="1" w:uiPriority="39" w:unhideWhenUsed="1"/>
+    <w:lsdException w:name="toc 3" w:semiHidden="1" w:uiPriority="39" w:unhideWhenUsed="1"/>
+    <w:lsdException w:name="toc 4" w:semiHidden="1" w:uiPriority="39" w:unhideWhenUsed="1"/>
+    <w:lsdException w:name="toc 5" w:semiHidden="1" w:uiPriority="39" w:unhideWhenUsed="1"/>
+    <w:lsdException w:name="toc 6" w:semiHidden="1" w:uiPriority="39" w:unhideWhenUsed="1"/>
+    <w:lsdException w:name="toc 7" w:semiHidden="1" w:uiPriority="39" w:unhideWhenUsed="1"/>
+    <w:lsdException w:name="toc 8" w:semiHidden="1" w:uiPriority="39" w:unhideWhenUsed="1"/>
+    <w:lsdException w:name="toc 9" w:semiHidden="1" w:uiPriority="39" w:unhideWhenUsed="1"/>
+    <w:lsdException w:name="Normal Indent" w:semiHidden="1" w:unhideWhenUsed="1"/>
+    <w:lsdException w:name="footnote text" w:semiHidden="1" w:unhideWhenUsed="1"/>
+    <w:lsdException w:name="annotation text" w:semiHidden="1" w:unhideWhenUsed="1"/>
+    <w:lsdException w:name="header" w:semiHidden="1" w:unhideWhenUsed="1"/>
+    <w:lsdException w:name="footer" w:semiHidden="1" w:unhideWhenUsed="1"/>
+    <w:lsdException w:name="index heading" w:semiHidden="1" w:unhideWhenUsed="1"/>
+    <w:lsdException w:name="caption" w:semiHidden="1" w:uiPriority="35" w:unhideWhenUsed="1" w:qFormat="1"/>
+    <w:lsdException w:name="table of figures" w:semiHidden="1" w:unhideWhenUsed="1"/>
+    <w:lsdException w:name="envelope address" w:semiHidden="1" w:unhideWhenUsed="1"/>
+    <w:lsdException w:name="envelope return" w:semiHidden="1" w:unhideWhenUsed="1"/>
+    <w:lsdException w:name="footnote reference" w:semiHidden="1" w:unhideWhenUsed="1"/>
+    <w:lsdException w:name="annotation reference" w:semiHidden="1" w:unhideWhenUsed="1"/>
+    <w:lsdException w:name="line number" w:semiHidden="1" w:unhideWhenUsed="1"/>
+    <w:lsdException w:name="page number" w:semiHidden="1" w:unhideWhenUsed="1"/>
+    <w:lsdException w:name="endnote reference" w:semiHidden="1" w:unhideWhenUsed="1"/>
+    <w:lsdException w:name="endnote text" w:semiHidden="1" w:unhideWhenUsed="1"/>
+    <w:lsdException w:name="table of authorities" w:semiHidden="1" w:unhideWhenUsed="1"/>
+    <w:lsdException w:name="macro" w:semiHidden="1" w:unhideWhenUsed="1"/>
+    <w:lsdException w:name="toa heading" w:semiHidden="1" w:unhideWhenUsed="1"/>
+    <w:lsdException w:name="List" w:semiHidden="1" w:unhideWhenUsed="1"/>
+    <w:lsdException w:name="List Bullet" w:semiHidden="1" w:unhideWhenUsed="1"/>
+    <w:lsdException w:name="List Number" w:semiHidden="1" w:unhideWhenUsed="1"/>
+    <w:lsdException w:name="List 2" w:semiHidden="1" w:unhideWhenUsed="1"/>
+    <w:lsdException w:name="List 3" w:semiHidden="1" w:unhideWhenUsed="1"/>
+    <w:lsdException w:name="List 4" w:semiHidden="1" w:unhideWhenUsed="1"/>
+    <w:lsdException w:name="List 5" w:semiHidden="1" w:unhideWhenUsed="1"/>
+    <w:lsdException w:name="List Bullet 2" w:semiHidden="1" w:unhideWhenUsed="1"/>
+    <w:lsdException w:name="List Bullet 3" w:semiHidden="1" w:unhideWhenUsed="1"/>
+    <w:lsdException w:name="List Bullet 4" w:semiHidden="1" w:unhideWhenUsed="1"/>
+    <w:lsdException w:name="List Bullet 5" w:semiHidden="1" w:unhideWhenUsed="1"/>
+    <w:lsdException w:name="List Number 2" w:semiHidden="1" w:unhideWhenUsed="1"/>
+    <w:lsdException w:name="List Number 3" w:semiHidden="1" w:unhideWhenUsed="1"/>
+    <w:lsdException w:name="List Number 4" w:semiHidden="1" w:unhideWhenUsed="1"/>
+    <w:lsdException w:name="List Number 5" w:semiHidden="1" w:unhideWhenUsed="1"/>
+    <w:lsdException w:name="Title" w:uiPriority="10" w:qFormat="1"/>
+    <w:lsdException w:name="Closing" w:semiHidden="1" w:unhideWhenUsed="1"/>
+    <w:lsdException w:name="Signature" w:semiHidden="1" w:unhideWhenUsed="1"/>
+    <w:lsdException w:name="Default Paragraph Font" w:uiPriority="1" w:unhideWhenUsed="1" w:qFormat="1"/>
+    <w:lsdException w:name="Body Text" w:semiHidden="1" w:unhideWhenUsed="1"/>
+    <w:lsdException w:name="Body Text Indent" w:semiHidden="1" w:unhideWhenUsed="1"/>
+    <w:lsdException w:name="List Continue" w:semiHidden="1" w:unhideWhenUsed="1"/>
+    <w:lsdException w:name="List Continue 2" w:semiHidden="1" w:unhideWhenUsed="1"/>
+    <w:lsdException w:name="List Continue 3" w:semiHidden="1" w:unhideWhenUsed="1"/>
+    <w:lsdException w:name="List Continue 4" w:semiHidden="1" w:unhideWhenUsed="1"/>
+    <w:lsdException w:name="List Continue 5" w:semiHidden="1" w:unhideWhenUsed="1"/>
+    <w:lsdException w:name="Message Header" w:semiHidden="1" w:unhideWhenUsed="1"/>
+    <w:lsdException w:name="Subtitle" w:uiPriority="11" w:qFormat="1"/>
+    <w:lsdException w:name="Salutation" w:semiHidden="1" w:unhideWhenUsed="1"/>
+    <w:lsdException w:name="Date" w:semiHidden="1" w:unhideWhenUsed="1"/>
+    <w:lsdException w:name="Body Text First Indent" w:semiHidden="1" w:unhideWhenUsed="1"/>
+    <w:lsdException w:name="Body Text First Indent 2" w:semiHidden="1" w:unhideWhenUsed="1"/>
+    <w:lsdException w:name="Note Heading" w:semiHidden="1" w:unhideWhenUsed="1"/>
+    <w:lsdException w:name="Body Text 2" w:semiHidden="1" w:unhideWhenUsed="1"/>
+    <w:lsdException w:name="Body Text 3" w:semiHidden="1" w:unhideWhenUsed="1"/>
+    <w:lsdException w:name="Body Text Indent 2" w:semiHidden="1" w:unhideWhenUsed="1"/>
+    <w:lsdException w:name="Body Text Indent 3" w:semiHidden="1" w:unhideWhenUsed="1"/>
+    <w:lsdException w:name="Block Text" w:semiHidden="1" w:unhideWhenUsed="1"/>
+    <w:lsdException w:name="Hyperlink" w:semiHidden="1" w:unhideWhenUsed="1"/>
+    <w:lsdException w:name="FollowedHyperlink" w:semiHidden="1" w:unhideWhenUsed="1"/>
+    <w:lsdException w:name="Strong" w:uiPriority="22" w:qFormat="1"/>
+    <w:lsdException w:name="Emphasis" w:uiPriority="20" w:qFormat="1"/>
+    <w:lsdException w:name="Document Map" w:semiHidden="1" w:unhideWhenUsed="1"/>
+    <w:lsdException w:name="Plain Text" w:semiHidden="1" w:unhideWhenUsed="1"/>
+    <w:lsdException w:name="E-mail Signature" w:semiHidden="1" w:unhideWhenUsed="1"/>
+    <w:lsdException w:name="HTML Top of Form" w:semiHidden="1" w:unhideWhenUsed="1"/>
+    <w:lsdException w:name="HTML Bottom of Form" w:semiHidden="1" w:unhideWhenUsed="1"/>
+    <w:lsdException w:name="Normal (Web)" w:semiHidden="1" w:unhideWhenUsed="1" w:qFormat="1"/>
+    <w:lsdException w:name="HTML Acronym" w:semiHidden="1" w:unhideWhenUsed="1"/>
+    <w:lsdException w:name="HTML Address" w:semiHidden="1" w:unhideWhenUsed="1"/>
+    <w:lsdException w:name="HTML Cite" w:semiHidden="1" w:unhideWhenUsed="1"/>
+    <w:lsdException w:name="HTML Code" w:semiHidden="1" w:unhideWhenUsed="1"/>
+    <w:lsdException w:name="HTML Definition" w:semiHidden="1" w:unhideWhenUsed="1"/>
+    <w:lsdException w:name="HTML Keyboard" w:semiHidden="1" w:unhideWhenUsed="1"/>
+    <w:lsdException w:name="HTML Preformatted" w:semiHidden="1" w:unhideWhenUsed="1"/>
+    <w:lsdException w:name="HTML Sample" w:semiHidden="1" w:unhideWhenUsed="1"/>
+    <w:lsdException w:name="HTML Typewriter" w:semiHidden="1" w:unhideWhenUsed="1"/>
+    <w:lsdException w:name="HTML Variable" w:semiHidden="1" w:unhideWhenUsed="1"/>
+    <w:lsdException w:name="Normal Table" w:semiHidden="1" w:unhideWhenUsed="1" w:qFormat="1"/>
+    <w:lsdException w:name="annotation subject" w:semiHidden="1" w:unhideWhenUsed="1"/>
+    <w:lsdException w:name="No List" w:semiHidden="1" w:unhideWhenUsed="1"/>
+    <w:lsdException w:name="Outline List 1" w:semiHidden="1" w:unhideWhenUsed="1"/>
+    <w:lsdException w:name="Outline List 2" w:semiHidden="1" w:unhideWhenUsed="1"/>
+    <w:lsdException w:name="Outline List 3" w:semiHidden="1" w:unhideWhenUsed="1"/>
+    <w:lsdException w:name="Table Simple 1" w:semiHidden="1" w:unhideWhenUsed="1"/>
+    <w:lsdException w:name="Table Simple 2" w:semiHidden="1" w:unhideWhenUsed="1"/>
+    <w:lsdException w:name="Table Simple 3" w:semiHidden="1" w:unhideWhenUsed="1"/>
+    <w:lsdException w:name="Table Classic 1" w:semiHidden="1" w:unhideWhenUsed="1"/>
+    <w:lsdException w:name="Table Classic 2" w:semiHidden="1" w:unhideWhenUsed="1"/>
+    <w:lsdException w:name="Table Classic 3" w:semiHidden="1" w:unhideWhenUsed="1"/>
+    <w:lsdException w:name="Table Classic 4" w:semiHidden="1" w:unhideWhenUsed="1"/>
+    <w:lsdException w:name="Table Colorful 1" w:semiHidden="1" w:unhideWhenUsed="1"/>
+    <w:lsdException w:name="Table Colorful 2" w:semiHidden="1" w:unhideWhenUsed="1"/>
+    <w:lsdException w:name="Table Colorful 3" w:semiHidden="1" w:unhideWhenUsed="1"/>
+    <w:lsdException w:name="Table Columns 1" w:semiHidden="1" w:unhideWhenUsed="1"/>
+    <w:lsdException w:name="Table Columns 2" w:semiHidden="1" w:unhideWhenUsed="1"/>
+    <w:lsdException w:name="Table Columns 3" w:semiHidden="1" w:unhideWhenUsed="1"/>
+    <w:lsdException w:name="Table Columns 4" w:semiHidden="1" w:unhideWhenUsed="1"/>
+    <w:lsdException w:name="Table Columns 5" w:semiHidden="1" w:unhideWhenUsed="1"/>
+    <w:lsdException w:name="Table Grid 1" w:semiHidden="1" w:unhideWhenUsed="1"/>
+    <w:lsdException w:name="Table Grid 2" w:semiHidden="1" w:unhideWhenUsed="1"/>
+    <w:lsdException w:name="Table Grid 3" w:semiHidden="1" w:unhideWhenUsed="1"/>
+    <w:lsdException w:name="Table Grid 4" w:semiHidden="1" w:unhideWhenUsed="1"/>
+    <w:lsdException w:name="Table Grid 5" w:semiHidden="1" w:unhideWhenUsed="1"/>
+    <w:lsdException w:name="Table Grid 6" w:semiHidden="1" w:unhideWhenUsed="1"/>
+    <w:lsdException w:name="Table Grid 7" w:semiHidden="1" w:unhideWhenUsed="1"/>
+    <w:lsdException w:name="Table Grid 8" w:semiHidden="1" w:unhideWhenUsed="1"/>
+    <w:lsdException w:name="Table List 1" w:semiHidden="1" w:unhideWhenUsed="1"/>
+    <w:lsdException w:name="Table List 2" w:semiHidden="1" w:unhideWhenUsed="1"/>
+    <w:lsdException w:name="Table List 3" w:semiHidden="1" w:unhideWhenUsed="1"/>
+    <w:lsdException w:name="Table List 4" w:semiHidden="1" w:unhideWhenUsed="1"/>
+    <w:lsdException w:name="Table List 5" w:semiHidden="1" w:unhideWhenUsed="1"/>
+    <w:lsdException w:name="Table List 6" w:semiHidden="1" w:unhideWhenUsed="1"/>
+    <w:lsdException w:name="Table List 7" w:semiHidden="1" w:unhideWhenUsed="1"/>
+    <w:lsdException w:name="Table List 8" w:semiHidden="1" w:unhideWhenUsed="1"/>
+    <w:lsdException w:name="Table 3D effects 1" w:semiHidden="1" w:unhideWhenUsed="1"/>
+    <w:lsdException w:name="Table 3D effects 2" w:semiHidden="1" w:unhideWhenUsed="1"/>
+    <w:lsdException w:name="Table 3D effects 3" w:semiHidden="1" w:unhideWhenUsed="1"/>
+    <w:lsdException w:name="Table Contemporary" w:semiHidden="1" w:unhideWhenUsed="1"/>
+    <w:lsdException w:name="Table Elegant" w:semiHidden="1" w:unhideWhenUsed="1"/>
+    <w:lsdException w:name="Table Professional" w:semiHidden="1" w:unhideWhenUsed="1"/>
+    <w:lsdException w:name="Table Subtle 1" w:semiHidden="1" w:unhideWhenUsed="1"/>
+    <w:lsdException w:name="Table Subtle 2" w:semiHidden="1" w:unhideWhenUsed="1"/>
+    <w:lsdException w:name="Table Web 1" w:semiHidden="1" w:unhideWhenUsed="1"/>
+    <w:lsdException w:name="Table Web 2" w:semiHidden="1" w:unhideWhenUsed="1"/>
+    <w:lsdException w:name="Table Web 3" w:semiHidden="1" w:unhideWhenUsed="1"/>
+    <w:lsdException w:name="Balloon Text" w:semiHidden="1" w:unhideWhenUsed="1"/>
+    <w:lsdException w:name="Table Grid" w:uiPriority="39"/>
+    <w:lsdException w:name="Table Theme" w:semiHidden="1" w:unhideWhenUsed="1"/>
+    <w:lsdException w:name="Placeholder Text" w:semiHidden="1" w:unhideWhenUsed="1"/>
+    <w:lsdException w:name="No Spacing" w:semiHidden="1" w:unhideWhenUsed="1"/>
+    <w:lsdException w:name="Light Shading" w:uiPriority="60"/>
+    <w:lsdException w:name="Light List" w:uiPriority="61"/>
+    <w:lsdException w:name="Light Grid" w:uiPriority="62"/>
+    <w:lsdException w:name="Medium Shading 1" w:uiPriority="63"/>
+    <w:lsdException w:name="Medium Shading 2" w:uiPriority="64"/>
+    <w:lsdException w:name="Medium List 1" w:uiPriority="65"/>
+    <w:lsdException w:name="Medium List 2" w:uiPriority="66"/>
+    <w:lsdException w:name="Medium Grid 1" w:uiPriority="67"/>
+    <w:lsdException w:name="Medium Grid 2" w:uiPriority="68"/>
+    <w:lsdException w:name="Medium Grid 3" w:uiPriority="69"/>
+    <w:lsdException w:name="Dark List" w:uiPriority="70"/>
+    <w:lsdException w:name="Colorful Shading" w:uiPriority="71"/>
+    <w:lsdException w:name="Colorful List" w:uiPriority="72"/>
+    <w:lsdException w:name="Colorful Grid" w:uiPriority="73"/>
+    <w:lsdException w:name="Light Shading Accent 1" w:uiPriority="60"/>
+    <w:lsdException w:name="Light List Accent 1" w:uiPriority="61"/>
+    <w:lsdException w:name="Light Grid Accent 1" w:uiPriority="62"/>
+    <w:lsdException w:name="Medium Shading 1 Accent 1" w:uiPriority="63"/>
+    <w:lsdException w:name="Medium Shading 2 Accent 1" w:uiPriority="64"/>
+    <w:lsdException w:name="Medium List 1 Accent 1" w:uiPriority="65"/>
+    <w:lsdException w:name="Revision" w:semiHidden="1" w:unhideWhenUsed="1"/>
+    <w:lsdException w:name="List Paragraph" w:uiPriority="34" w:qFormat="1"/>
+    <w:lsdException w:name="Quote" w:uiPriority="29" w:qFormat="1"/>
+    <w:lsdException w:name="Intense Quote" w:uiPriority="30" w:qFormat="1"/>
+    <w:lsdException w:name="Medium List 2 Accent 1" w:uiPriority="66"/>
+    <w:lsdException w:name="Medium Grid 1 Accent 1" w:uiPriority="67"/>
+    <w:lsdException w:name="Medium Grid 2 Accent 1" w:uiPriority="68"/>
+    <w:lsdException w:name="Medium Grid 3 Accent 1" w:uiPriority="69"/>
+    <w:lsdException w:name="Dark List Accent 1" w:uiPriority="70"/>
+    <w:lsdException w:name="Colorful Shading Accent 1" w:uiPriority="71"/>
+    <w:lsdException w:name="Colorful List Accent 1" w:uiPriority="72"/>
+    <w:lsdException w:name="Colorful Grid Accent 1" w:uiPriority="73"/>
+    <w:lsdException w:name="Light Shading Accent 2" w:uiPriority="60"/>
+    <w:lsdException w:name="Light List Accent 2" w:uiPriority="61"/>
+    <w:lsdException w:name="Light Grid Accent 2" w:uiPriority="62"/>
+    <w:lsdException w:name="Medium Shading 1 Accent 2" w:uiPriority="63"/>
+    <w:lsdException w:name="Medium Shading 2 Accent 2" w:uiPriority="64"/>
+    <w:lsdException w:name="Medium List 1 Accent 2" w:uiPriority="65"/>
+    <w:lsdException w:name="Medium List 2 Accent 2" w:uiPriority="66"/>
+    <w:lsdException w:name="Medium Grid 1 Accent 2" w:uiPriority="67"/>
+    <w:lsdException w:name="Medium Grid 2 Accent 2" w:uiPriority="68"/>
+    <w:lsdException w:name="Medium Grid 3 Accent 2" w:uiPriority="69"/>
+    <w:lsdException w:name="Dark List Accent 2" w:uiPriority="70"/>
+    <w:lsdException w:name="Colorful Shading Accent 2" w:uiPriority="71"/>
+    <w:lsdException w:name="Colorful List Accent 2" w:uiPriority="72"/>
+    <w:lsdException w:name="Colorful Grid Accent 2" w:uiPriority="73"/>
+    <w:lsdException w:name="Light Shading Accent 3" w:uiPriority="60"/>
+    <w:lsdException w:name="Light List Accent 3" w:uiPriority="61"/>
+    <w:lsdException w:name="Light Grid Accent 3" w:uiPriority="62"/>
+    <w:lsdException w:name="Medium Shading 1 Accent 3" w:uiPriority="63"/>
+    <w:lsdException w:name="Medium Shading 2 Accent 3" w:uiPriority="64"/>
+    <w:lsdException w:name="Medium List 1 Accent 3" w:uiPriority="65"/>
+    <w:lsdException w:name="Medium List 2 Accent 3" w:uiPriority="66"/>
+    <w:lsdException w:name="Medium Grid 1 Accent 3" w:uiPriority="67"/>
+    <w:lsdException w:name="Medium Grid 2 Accent 3" w:uiPriority="68"/>
+    <w:lsdException w:name="Medium Grid 3 Accent 3" w:uiPriority="69"/>
+    <w:lsdException w:name="Dark List Accent 3" w:uiPriority="70"/>
+    <w:lsdException w:name="Colorful Shading Accent 3" w:uiPriority="71"/>
+    <w:lsdException w:name="Colorful List Accent 3" w:uiPriority="72"/>
+    <w:lsdException w:name="Colorful Grid Accent 3" w:uiPriority="73"/>
+    <w:lsdException w:name="Light Shading Accent 4" w:uiPriority="60"/>
+    <w:lsdException w:name="Light List Accent 4" w:uiPriority="61"/>
+    <w:lsdException w:name="Light Grid Accent 4" w:uiPriority="62"/>
+    <w:lsdException w:name="Medium Shading 1 Accent 4" w:uiPriority="63"/>
+    <w:lsdException w:name="Medium Shading 2 Accent 4" w:uiPriority="64"/>
+    <w:lsdException w:name="Medium List 1 Accent 4" w:uiPriority="65"/>
+    <w:lsdException w:name="Medium List 2 Accent 4" w:uiPriority="66"/>
+    <w:lsdException w:name="Medium Grid 1 Accent 4" w:uiPriority="67"/>
+    <w:lsdException w:name="Medium Grid 2 Accent 4" w:uiPriority="68"/>
+    <w:lsdException w:name="Medium Grid 3 Accent 4" w:uiPriority="69"/>
+    <w:lsdException w:name="Dark List Accent 4" w:uiPriority="70"/>
+    <w:lsdException w:name="Colorful Shading Accent 4" w:uiPriority="71"/>
+    <w:lsdException w:name="Colorful List Accent 4" w:uiPriority="72"/>
+    <w:lsdException w:name="Colorful Grid Accent 4" w:uiPriority="73"/>
+    <w:lsdException w:name="Light Shading Accent 5" w:uiPriority="60"/>
+    <w:lsdException w:name="Light List Accent 5" w:uiPriority="61"/>
+    <w:lsdException w:name="Light Grid Accent 5" w:uiPriority="62"/>
+    <w:lsdException w:name="Medium Shading 1 Accent 5" w:uiPriority="63"/>
+    <w:lsdException w:name="Medium Shading 2 Accent 5" w:uiPriority="64"/>
+    <w:lsdException w:name="Medium List 1 Accent 5" w:uiPriority="65"/>
+    <w:lsdException w:name="Medium List 2 Accent 5" w:uiPriority="66"/>
+    <w:lsdException w:name="Medium Grid 1 Accent 5" w:uiPriority="67"/>
+    <w:lsdException w:name="Medium Grid 2 Accent 5" w:uiPriority="68"/>
+    <w:lsdException w:name="Medium Grid 3 Accent 5" w:uiPriority="69"/>
+    <w:lsdException w:name="Dark List Accent 5" w:uiPriority="70"/>
+    <w:lsdException w:name="Colorful Shading Accent 5" w:uiPriority="71"/>
+    <w:lsdException w:name="Colorful List Accent 5" w:uiPriority="72"/>
+    <w:lsdException w:name="Colorful Grid Accent 5" w:uiPriority="73"/>
+    <w:lsdException w:name="Light Shading Accent 6" w:uiPriority="60"/>
+    <w:lsdException w:name="Light List Accent 6" w:uiPriority="61"/>
+    <w:lsdException w:name="Light Grid Accent 6" w:uiPriority="62"/>
+    <w:lsdException w:name="Medium Shading 1 Accent 6" w:uiPriority="63"/>
+    <w:lsdException w:name="Medium Shading 2 Accent 6" w:uiPriority="64"/>
+    <w:lsdException w:name="Medium List 1 Accent 6" w:uiPriority="65"/>
+    <w:lsdException w:name="Medium List 2 Accent 6" w:uiPriority="66"/>
+    <w:lsdException w:name="Medium Grid 1 Accent 6" w:uiPriority="67"/>
+    <w:lsdException w:name="Medium Grid 2 Accent 6" w:uiPriority="68"/>
+    <w:lsdException w:name="Medium Grid 3 Accent 6" w:uiPriority="69"/>
+    <w:lsdException w:name="Dark List Accent 6" w:uiPriority="70"/>
+    <w:lsdException w:name="Colorful Shading Accent 6" w:uiPriority="71"/>
+    <w:lsdException w:name="Colorful List Accent 6" w:uiPriority="72"/>
+    <w:lsdException w:name="Colorful Grid Accent 6" w:uiPriority="73"/>
+    <w:lsdException w:name="Subtle Emphasis" w:uiPriority="19" w:qFormat="1"/>
+    <w:lsdException w:name="Intense Emphasis" w:uiPriority="21" w:qFormat="1"/>
+    <w:lsdException w:name="Subtle Reference" w:uiPriority="31" w:qFormat="1"/>
+    <w:lsdException w:name="Intense Reference" w:uiPriority="32" w:qFormat="1"/>
+    <w:lsdException w:name="Book Title" w:uiPriority="33" w:qFormat="1"/>
+    <w:lsdException w:name="Bibliography" w:semiHidden="1" w:uiPriority="37" w:unhideWhenUsed="1"/>
+    <w:lsdException w:name="TOC Heading" w:semiHidden="1" w:uiPriority="39" w:unhideWhenUsed="1" w:qFormat="1"/>
+    <w:lsdException w:name="Plain Table 1" w:uiPriority="41"/>
+    <w:lsdException w:name="Plain Table 2" w:uiPriority="42"/>
+    <w:lsdException w:name="Plain Table 3" w:uiPriority="43"/>
+    <w:lsdException w:name="Plain Table 4" w:uiPriority="44"/>
+    <w:lsdException w:name="Plain Table 5" w:uiPriority="45"/>
+    <w:lsdException w:name="Grid Table Light" w:uiPriority="40"/>
+    <w:lsdException w:name="Grid Table 1 Light" w:uiPriority="46"/>
+    <w:lsdException w:name="Grid Table 2" w:uiPriority="47"/>
+    <w:lsdException w:name="Grid Table 3" w:uiPriority="48"/>
+    <w:lsdException w:name="Grid Table 4" w:uiPriority="49"/>
+    <w:lsdException w:name="Grid Table 5 Dark" w:uiPriority="50"/>
+    <w:lsdException w:name="Grid Table 6 Colorful" w:uiPriority="51"/>
+    <w:lsdException w:name="Grid Table 7 Colorful" w:uiPriority="52"/>
+    <w:lsdException w:name="Grid Table 1 Light Accent 1" w:uiPriority="46"/>
+    <w:lsdException w:name="Grid Table 2 Accent 1" w:uiPriority="47"/>
+    <w:lsdException w:name="Grid Table 3 Accent 1" w:uiPriority="48"/>
+    <w:lsdException w:name="Grid Table 4 Accent 1" w:uiPriority="49"/>
+    <w:lsdException w:name="Grid Table 5 Dark Accent 1" w:uiPriority="50"/>
+    <w:lsdException w:name="Grid Table 6 Colorful Accent 1" w:uiPriority="51"/>
+    <w:lsdException w:name="Grid Table 7 Colorful Accent 1" w:uiPriority="52"/>
+    <w:lsdException w:name="Grid Table 1 Light Accent 2" w:uiPriority="46"/>
+    <w:lsdException w:name="Grid Table 2 Accent 2" w:uiPriority="47"/>
+    <w:lsdException w:name="Grid Table 3 Accent 2" w:uiPriority="48"/>
+    <w:lsdException w:name="Grid Table 4 Accent 2" w:uiPriority="49"/>
+    <w:lsdException w:name="Grid Table 5 Dark Accent 2" w:uiPriority="50"/>
+    <w:lsdException w:name="Grid Table 6 Colorful Accent 2" w:uiPriority="51"/>
+    <w:lsdException w:name="Grid Table 7 Colorful Accent 2" w:uiPriority="52"/>
+    <w:lsdException w:name="Grid Table 1 Light Accent 3" w:uiPriority="46"/>
+    <w:lsdException w:name="Grid Table 2 Accent 3" w:uiPriority="47"/>
+    <w:lsdException w:name="Grid Table 3 Accent 3" w:uiPriority="48"/>
+    <w:lsdException w:name="Grid Table 4 Accent 3" w:uiPriority="49"/>
+    <w:lsdException w:name="Grid Table 5 Dark Accent 3" w:uiPriority="50"/>
+    <w:lsdException w:name="Grid Table 6 Colorful Accent 3" w:uiPriority="51"/>
+    <w:lsdException w:name="Grid Table 7 Colorful Accent 3" w:uiPriority="52"/>
+    <w:lsdException w:name="Grid Table 1 Light Accent 4" w:uiPriority="46"/>
+    <w:lsdException w:name="Grid Table 2 Accent 4" w:uiPriority="47"/>
+    <w:lsdException w:name="Grid Table 3 Accent 4" w:uiPriority="48"/>
+    <w:lsdException w:name="Grid Table 4 Accent 4" w:uiPriority="49"/>
+    <w:lsdException w:name="Grid Table 5 Dark Accent 4" w:uiPriority="50"/>
+    <w:lsdException w:name="Grid Table 6 Colorful Accent 4" w:uiPriority="51"/>
+    <w:lsdException w:name="Grid Table 7 Colorful Accent 4" w:uiPriority="52"/>
+    <w:lsdException w:name="Grid Table 1 Light Accent 5" w:uiPriority="46"/>
+    <w:lsdException w:name="Grid Table 2 Accent 5" w:uiPriority="47"/>
+    <w:lsdException w:name="Grid Table 3 Accent 5" w:uiPriority="48"/>
+    <w:lsdException w:name="Grid Table 4 Accent 5" w:uiPriority="49"/>
+    <w:lsdException w:name="Grid Table 5 Dark Accent 5" w:uiPriority="50"/>
+    <w:lsdException w:name="Grid Table 6 Colorful Accent 5" w:uiPriority="51"/>
+    <w:lsdException w:name="Grid Table 7 Colorful Accent 5" w:uiPriority="52"/>
+    <w:lsdException w:name="Grid Table 1 Light Accent 6" w:uiPriority="46"/>
+    <w:lsdException w:name="Grid Table 2 Accent 6" w:uiPriority="47"/>
+    <w:lsdException w:name="Grid Table 3 Accent 6" w:uiPriority="48"/>
+    <w:lsdException w:name="Grid Table 4 Accent 6" w:uiPriority="49"/>
+    <w:lsdException w:name="Grid Table 5 Dark Accent 6" w:uiPriority="50"/>
+    <w:lsdException w:name="Grid Table 6 Colorful Accent 6" w:uiPriority="51"/>
+    <w:lsdException w:name="Grid Table 7 Colorful Accent 6" w:uiPriority="52"/>
+    <w:lsdException w:name="List Table 1 Light" w:uiPriority="46"/>
+    <w:lsdException w:name="List Table 2" w:uiPriority="47"/>
+    <w:lsdException w:name="List Table 3" w:uiPriority="48"/>
+    <w:lsdException w:name="List Table 4" w:uiPriority="49"/>
+    <w:lsdException w:name="List Table 5 Dark" w:uiPriority="50"/>
+    <w:lsdException w:name="List Table 6 Colorful" w:uiPriority="51"/>
+    <w:lsdException w:name="List Table 7 Colorful" w:uiPriority="52"/>
+    <w:lsdException w:name="List Table 1 Light Accent 1" w:uiPriority="46"/>
+    <w:lsdException w:name="List Table 2 Accent 1" w:uiPriority="47"/>
+    <w:lsdException w:name="List Table 3 Accent 1" w:uiPriority="48"/>
+    <w:lsdException w:name="List Table 4 Accent 1" w:uiPriority="49"/>
+    <w:lsdException w:name="List Table 5 Dark Accent 1" w:uiPriority="50"/>
+    <w:lsdException w:name="List Table 6 Colorful Accent 1" w:uiPriority="51"/>
+    <w:lsdException w:name="List Table 7 Colorful Accent 1" w:uiPriority="52"/>
+    <w:lsdException w:name="List Table 1 Light Accent 2" w:uiPriority="46"/>
+    <w:lsdException w:name="List Table 2 Accent 2" w:uiPriority="47"/>
+    <w:lsdException w:name="List Table 3 Accent 2" w:uiPriority="48"/>
+    <w:lsdException w:name="List Table 4 Accent 2" w:uiPriority="49"/>
+    <w:lsdException w:name="List Table 5 Dark Accent 2" w:uiPriority="50"/>
+    <w:lsdException w:name="List Table 6 Colorful Accent 2" w:uiPriority="51"/>
+    <w:lsdException w:name="List Table 7 Colorful Accent 2" w:uiPriority="52"/>
+    <w:lsdException w:name="List Table 1 Light Accent 3" w:uiPriority="46"/>
+    <w:lsdException w:name="List Table 2 Accent 3" w:uiPriority="47"/>
+    <w:lsdException w:name="List Table 3 Accent 3" w:uiPriority="48"/>
+    <w:lsdException w:name="List Table 4 Accent 3" w:uiPriority="49"/>
+    <w:lsdException w:name="List Table 5 Dark Accent 3" w:uiPriority="50"/>
+    <w:lsdException w:name="List Table 6 Colorful Accent 3" w:uiPriority="51"/>
+    <w:lsdException w:name="List Table 7 Colorful Accent 3" w:uiPriority="52"/>
+    <w:lsdException w:name="List Table 1 Light Accent 4" w:uiPriority="46"/>
+    <w:lsdException w:name="List Table 2 Accent 4" w:uiPriority="47"/>
+    <w:lsdException w:name="List Table 3 Accent 4" w:uiPriority="48"/>
+    <w:lsdException w:name="List Table 4 Accent 4" w:uiPriority="49"/>
+    <w:lsdException w:name="List Table 5 Dark Accent 4" w:uiPriority="50"/>
+    <w:lsdException w:name="List Table 6 Colorful Accent 4" w:uiPriority="51"/>
+    <w:lsdException w:name="List Table 7 Colorful Accent 4" w:uiPriority="52"/>
+    <w:lsdException w:name="List Table 1 Light Accent 5" w:uiPriority="46"/>
+    <w:lsdException w:name="List Table 2 Accent 5" w:uiPriority="47"/>
+    <w:lsdException w:name="List Table 3 Accent 5" w:uiPriority="48"/>
+    <w:lsdException w:name="List Table 4 Accent 5" w:uiPriority="49"/>
+    <w:lsdException w:name="List Table 5 Dark Accent 5" w:uiPriority="50"/>
+    <w:lsdException w:name="List Table 6 Colorful Accent 5" w:uiPriority="51"/>
+    <w:lsdException w:name="List Table 7 Colorful Accent 5" w:uiPriority="52"/>
+    <w:lsdException w:name="List Table 1 Light Accent 6" w:uiPriority="46"/>
+    <w:lsdException w:name="List Table 2 Accent 6" w:uiPriority="47"/>
+    <w:lsdException w:name="List Table 3 Accent 6" w:uiPriority="48"/>
+    <w:lsdException w:name="List Table 4 Accent 6" w:uiPriority="49"/>
+    <w:lsdException w:name="List Table 5 Dark Accent 6" w:uiPriority="50"/>
+    <w:lsdException w:name="List Table 6 Colorful Accent 6" w:uiPriority="51"/>
+    <w:lsdException w:name="List Table 7 Colorful Accent 6" w:uiPriority="52"/>
+    <w:lsdException w:name="Mention" w:semiHidden="1" w:unhideWhenUsed="1"/>
+    <w:lsdException w:name="Smart Hyperlink" w:semiHidden="1" w:unhideWhenUsed="1"/>
+    <w:lsdException w:name="Hashtag" w:semiHidden="1" w:unhideWhenUsed="1"/>
+    <w:lsdException w:name="Unresolved Mention" w:semiHidden="1" w:unhideWhenUsed="1"/>
+    <w:lsdException w:name="Smart Link" w:semiHidden="1" w:unhideWhenUsed="1"/>
   </w:latentStyles>
-  <w:style w:type="paragraph" w:default="1" w:styleId="1">
+  <w:style w:type="paragraph" w:default="1" w:styleId="Normal">
     <w:name w:val="Normal"/>
     <w:qFormat/>
-    <w:uiPriority w:val="0"/>
     <w:pPr>
       <w:spacing w:after="160" w:line="259" w:lineRule="auto"/>
     </w:pPr>
     <w:rPr>
-      <w:rFonts w:asciiTheme="minorHAnsi" w:hAnsiTheme="minorHAnsi" w:eastAsiaTheme="minorHAnsi" w:cstheme="minorBidi"/>
       <w:kern w:val="2"/>
       <w:sz w:val="22"/>
       <w:szCs w:val="22"/>
-      <w:lang w:val="en-IN" w:eastAsia="en-US" w:bidi="ar-SA"/>
+      <w:lang w:eastAsia="en-US"/>
       <w14:ligatures w14:val="standardContextual"/>
     </w:rPr>
   </w:style>
-  <w:style w:type="paragraph" w:styleId="2">
+  <w:style w:type="paragraph" w:styleId="Heading1">
     <w:name w:val="heading 1"/>
-    <w:basedOn w:val="1"/>
-    <w:next w:val="1"/>
-    <w:link w:val="16"/>
+    <w:basedOn w:val="Normal"/>
+    <w:next w:val="Normal"/>
+    <w:link w:val="Heading1Char"/>
+    <w:uiPriority w:val="9"/>
     <w:qFormat/>
-    <w:uiPriority w:val="9"/>
     <w:pPr>
       <w:keepNext/>
       <w:keepLines/>
@@ -3020,21 +2947,21 @@
       <w:outlineLvl w:val="0"/>
     </w:pPr>
     <w:rPr>
-      <w:rFonts w:asciiTheme="majorHAnsi" w:hAnsiTheme="majorHAnsi" w:eastAsiaTheme="majorEastAsia" w:cstheme="majorBidi"/>
-      <w:color w:val="2F5597" w:themeColor="accent1" w:themeShade="BF"/>
+      <w:rFonts w:asciiTheme="majorHAnsi" w:eastAsiaTheme="majorEastAsia" w:hAnsiTheme="majorHAnsi" w:cstheme="majorBidi"/>
+      <w:color w:val="2F5496" w:themeColor="accent1" w:themeShade="BF"/>
       <w:sz w:val="40"/>
       <w:szCs w:val="40"/>
     </w:rPr>
   </w:style>
-  <w:style w:type="paragraph" w:styleId="3">
+  <w:style w:type="paragraph" w:styleId="Heading2">
     <w:name w:val="heading 2"/>
-    <w:basedOn w:val="1"/>
-    <w:next w:val="1"/>
-    <w:link w:val="17"/>
+    <w:basedOn w:val="Normal"/>
+    <w:next w:val="Normal"/>
+    <w:link w:val="Heading2Char"/>
+    <w:uiPriority w:val="9"/>
     <w:semiHidden/>
     <w:unhideWhenUsed/>
     <w:qFormat/>
-    <w:uiPriority w:val="9"/>
     <w:pPr>
       <w:keepNext/>
       <w:keepLines/>
@@ -3042,21 +2969,21 @@
       <w:outlineLvl w:val="1"/>
     </w:pPr>
     <w:rPr>
-      <w:rFonts w:asciiTheme="majorHAnsi" w:hAnsiTheme="majorHAnsi" w:eastAsiaTheme="majorEastAsia" w:cstheme="majorBidi"/>
-      <w:color w:val="2F5597" w:themeColor="accent1" w:themeShade="BF"/>
+      <w:rFonts w:asciiTheme="majorHAnsi" w:eastAsiaTheme="majorEastAsia" w:hAnsiTheme="majorHAnsi" w:cstheme="majorBidi"/>
+      <w:color w:val="2F5496" w:themeColor="accent1" w:themeShade="BF"/>
       <w:sz w:val="32"/>
       <w:szCs w:val="32"/>
     </w:rPr>
   </w:style>
-  <w:style w:type="paragraph" w:styleId="4">
+  <w:style w:type="paragraph" w:styleId="Heading3">
     <w:name w:val="heading 3"/>
-    <w:basedOn w:val="1"/>
-    <w:next w:val="1"/>
-    <w:link w:val="18"/>
+    <w:basedOn w:val="Normal"/>
+    <w:next w:val="Normal"/>
+    <w:link w:val="Heading3Char"/>
+    <w:uiPriority w:val="9"/>
     <w:semiHidden/>
     <w:unhideWhenUsed/>
     <w:qFormat/>
-    <w:uiPriority w:val="9"/>
     <w:pPr>
       <w:keepNext/>
       <w:keepLines/>
@@ -3065,20 +2992,20 @@
     </w:pPr>
     <w:rPr>
       <w:rFonts w:eastAsiaTheme="majorEastAsia" w:cstheme="majorBidi"/>
-      <w:color w:val="2F5597" w:themeColor="accent1" w:themeShade="BF"/>
+      <w:color w:val="2F5496" w:themeColor="accent1" w:themeShade="BF"/>
       <w:sz w:val="28"/>
       <w:szCs w:val="28"/>
     </w:rPr>
   </w:style>
-  <w:style w:type="paragraph" w:styleId="5">
+  <w:style w:type="paragraph" w:styleId="Heading4">
     <w:name w:val="heading 4"/>
-    <w:basedOn w:val="1"/>
-    <w:next w:val="1"/>
-    <w:link w:val="19"/>
+    <w:basedOn w:val="Normal"/>
+    <w:next w:val="Normal"/>
+    <w:link w:val="Heading4Char"/>
+    <w:uiPriority w:val="9"/>
     <w:semiHidden/>
     <w:unhideWhenUsed/>
     <w:qFormat/>
-    <w:uiPriority w:val="9"/>
     <w:pPr>
       <w:keepNext/>
       <w:keepLines/>
@@ -3089,18 +3016,18 @@
       <w:rFonts w:eastAsiaTheme="majorEastAsia" w:cstheme="majorBidi"/>
       <w:i/>
       <w:iCs/>
-      <w:color w:val="2F5597" w:themeColor="accent1" w:themeShade="BF"/>
+      <w:color w:val="2F5496" w:themeColor="accent1" w:themeShade="BF"/>
     </w:rPr>
   </w:style>
-  <w:style w:type="paragraph" w:styleId="6">
+  <w:style w:type="paragraph" w:styleId="Heading5">
     <w:name w:val="heading 5"/>
-    <w:basedOn w:val="1"/>
-    <w:next w:val="1"/>
-    <w:link w:val="20"/>
+    <w:basedOn w:val="Normal"/>
+    <w:next w:val="Normal"/>
+    <w:link w:val="Heading5Char"/>
+    <w:uiPriority w:val="9"/>
     <w:semiHidden/>
     <w:unhideWhenUsed/>
     <w:qFormat/>
-    <w:uiPriority w:val="9"/>
     <w:pPr>
       <w:keepNext/>
       <w:keepLines/>
@@ -3109,18 +3036,18 @@
     </w:pPr>
     <w:rPr>
       <w:rFonts w:eastAsiaTheme="majorEastAsia" w:cstheme="majorBidi"/>
-      <w:color w:val="2F5597" w:themeColor="accent1" w:themeShade="BF"/>
+      <w:color w:val="2F5496" w:themeColor="accent1" w:themeShade="BF"/>
     </w:rPr>
   </w:style>
-  <w:style w:type="paragraph" w:styleId="7">
+  <w:style w:type="paragraph" w:styleId="Heading6">
     <w:name w:val="heading 6"/>
-    <w:basedOn w:val="1"/>
-    <w:next w:val="1"/>
-    <w:link w:val="21"/>
+    <w:basedOn w:val="Normal"/>
+    <w:next w:val="Normal"/>
+    <w:link w:val="Heading6Char"/>
+    <w:uiPriority w:val="9"/>
     <w:semiHidden/>
     <w:unhideWhenUsed/>
     <w:qFormat/>
-    <w:uiPriority w:val="9"/>
     <w:pPr>
       <w:keepNext/>
       <w:keepLines/>
@@ -3132,25 +3059,17 @@
       <w:i/>
       <w:iCs/>
       <w:color w:val="595959" w:themeColor="text1" w:themeTint="A6"/>
-      <w14:textFill>
-        <w14:solidFill>
-          <w14:schemeClr w14:val="tx1">
-            <w14:lumMod w14:val="65000"/>
-            <w14:lumOff w14:val="35000"/>
-          </w14:schemeClr>
-        </w14:solidFill>
-      </w14:textFill>
     </w:rPr>
   </w:style>
-  <w:style w:type="paragraph" w:styleId="8">
+  <w:style w:type="paragraph" w:styleId="Heading7">
     <w:name w:val="heading 7"/>
-    <w:basedOn w:val="1"/>
-    <w:next w:val="1"/>
-    <w:link w:val="22"/>
+    <w:basedOn w:val="Normal"/>
+    <w:next w:val="Normal"/>
+    <w:link w:val="Heading7Char"/>
+    <w:uiPriority w:val="9"/>
     <w:semiHidden/>
     <w:unhideWhenUsed/>
     <w:qFormat/>
-    <w:uiPriority w:val="9"/>
     <w:pPr>
       <w:keepNext/>
       <w:keepLines/>
@@ -3160,25 +3079,17 @@
     <w:rPr>
       <w:rFonts w:eastAsiaTheme="majorEastAsia" w:cstheme="majorBidi"/>
       <w:color w:val="595959" w:themeColor="text1" w:themeTint="A6"/>
-      <w14:textFill>
-        <w14:solidFill>
-          <w14:schemeClr w14:val="tx1">
-            <w14:lumMod w14:val="65000"/>
-            <w14:lumOff w14:val="35000"/>
-          </w14:schemeClr>
-        </w14:solidFill>
-      </w14:textFill>
     </w:rPr>
   </w:style>
-  <w:style w:type="paragraph" w:styleId="9">
+  <w:style w:type="paragraph" w:styleId="Heading8">
     <w:name w:val="heading 8"/>
-    <w:basedOn w:val="1"/>
-    <w:next w:val="1"/>
-    <w:link w:val="23"/>
+    <w:basedOn w:val="Normal"/>
+    <w:next w:val="Normal"/>
+    <w:link w:val="Heading8Char"/>
+    <w:uiPriority w:val="9"/>
     <w:semiHidden/>
     <w:unhideWhenUsed/>
     <w:qFormat/>
-    <w:uiPriority w:val="9"/>
     <w:pPr>
       <w:keepNext/>
       <w:keepLines/>
@@ -3190,25 +3101,17 @@
       <w:i/>
       <w:iCs/>
       <w:color w:val="262626" w:themeColor="text1" w:themeTint="D9"/>
-      <w14:textFill>
-        <w14:solidFill>
-          <w14:schemeClr w14:val="tx1">
-            <w14:lumMod w14:val="85000"/>
-            <w14:lumOff w14:val="15000"/>
-          </w14:schemeClr>
-        </w14:solidFill>
-      </w14:textFill>
     </w:rPr>
   </w:style>
-  <w:style w:type="paragraph" w:styleId="10">
+  <w:style w:type="paragraph" w:styleId="Heading9">
     <w:name w:val="heading 9"/>
-    <w:basedOn w:val="1"/>
-    <w:next w:val="1"/>
-    <w:link w:val="24"/>
+    <w:basedOn w:val="Normal"/>
+    <w:next w:val="Normal"/>
+    <w:link w:val="Heading9Char"/>
+    <w:uiPriority w:val="9"/>
     <w:semiHidden/>
     <w:unhideWhenUsed/>
     <w:qFormat/>
-    <w:uiPriority w:val="9"/>
     <w:pPr>
       <w:keepNext/>
       <w:keepLines/>
@@ -3218,29 +3121,21 @@
     <w:rPr>
       <w:rFonts w:eastAsiaTheme="majorEastAsia" w:cstheme="majorBidi"/>
       <w:color w:val="262626" w:themeColor="text1" w:themeTint="D9"/>
-      <w14:textFill>
-        <w14:solidFill>
-          <w14:schemeClr w14:val="tx1">
-            <w14:lumMod w14:val="85000"/>
-            <w14:lumOff w14:val="15000"/>
-          </w14:schemeClr>
-        </w14:solidFill>
-      </w14:textFill>
     </w:rPr>
   </w:style>
-  <w:style w:type="character" w:default="1" w:styleId="11">
+  <w:style w:type="character" w:default="1" w:styleId="DefaultParagraphFont">
     <w:name w:val="Default Paragraph Font"/>
-    <w:unhideWhenUsed/>
-    <w:qFormat/>
     <w:uiPriority w:val="1"/>
-  </w:style>
-  <w:style w:type="table" w:default="1" w:styleId="12">
-    <w:name w:val="Normal Table"/>
     <w:semiHidden/>
     <w:unhideWhenUsed/>
-    <w:qFormat/>
+  </w:style>
+  <w:style w:type="table" w:default="1" w:styleId="TableNormal">
+    <w:name w:val="Normal Table"/>
     <w:uiPriority w:val="99"/>
+    <w:semiHidden/>
+    <w:unhideWhenUsed/>
     <w:tblPr>
+      <w:tblInd w:w="0" w:type="dxa"/>
       <w:tblCellMar>
         <w:top w:w="0" w:type="dxa"/>
         <w:left w:w="108" w:type="dxa"/>
@@ -3249,254 +3144,212 @@
       </w:tblCellMar>
     </w:tblPr>
   </w:style>
-  <w:style w:type="paragraph" w:styleId="13">
+  <w:style w:type="numbering" w:default="1" w:styleId="NoList">
+    <w:name w:val="No List"/>
+    <w:uiPriority w:val="99"/>
+    <w:semiHidden/>
+    <w:unhideWhenUsed/>
+  </w:style>
+  <w:style w:type="paragraph" w:styleId="NormalWeb">
     <w:name w:val="Normal (Web)"/>
-    <w:basedOn w:val="1"/>
+    <w:basedOn w:val="Normal"/>
+    <w:uiPriority w:val="99"/>
     <w:semiHidden/>
     <w:unhideWhenUsed/>
     <w:qFormat/>
-    <w:uiPriority w:val="99"/>
     <w:rPr>
       <w:rFonts w:ascii="Times New Roman" w:hAnsi="Times New Roman" w:cs="Times New Roman"/>
       <w:sz w:val="24"/>
       <w:szCs w:val="24"/>
     </w:rPr>
   </w:style>
-  <w:style w:type="paragraph" w:styleId="14">
+  <w:style w:type="paragraph" w:styleId="Subtitle">
     <w:name w:val="Subtitle"/>
-    <w:basedOn w:val="1"/>
-    <w:next w:val="1"/>
-    <w:link w:val="26"/>
+    <w:basedOn w:val="Normal"/>
+    <w:next w:val="Normal"/>
+    <w:link w:val="SubtitleChar"/>
+    <w:uiPriority w:val="11"/>
     <w:qFormat/>
-    <w:uiPriority w:val="11"/>
     <w:rPr>
       <w:rFonts w:eastAsiaTheme="majorEastAsia" w:cstheme="majorBidi"/>
       <w:color w:val="595959" w:themeColor="text1" w:themeTint="A6"/>
       <w:spacing w:val="15"/>
       <w:sz w:val="28"/>
       <w:szCs w:val="28"/>
-      <w14:textFill>
-        <w14:solidFill>
-          <w14:schemeClr w14:val="tx1">
-            <w14:lumMod w14:val="65000"/>
-            <w14:lumOff w14:val="35000"/>
-          </w14:schemeClr>
-        </w14:solidFill>
-      </w14:textFill>
     </w:rPr>
   </w:style>
-  <w:style w:type="paragraph" w:styleId="15">
+  <w:style w:type="paragraph" w:styleId="Title">
     <w:name w:val="Title"/>
-    <w:basedOn w:val="1"/>
-    <w:next w:val="1"/>
-    <w:link w:val="25"/>
+    <w:basedOn w:val="Normal"/>
+    <w:next w:val="Normal"/>
+    <w:link w:val="TitleChar"/>
+    <w:uiPriority w:val="10"/>
     <w:qFormat/>
-    <w:uiPriority w:val="10"/>
     <w:pPr>
       <w:spacing w:after="80" w:line="240" w:lineRule="auto"/>
       <w:contextualSpacing/>
     </w:pPr>
     <w:rPr>
-      <w:rFonts w:asciiTheme="majorHAnsi" w:hAnsiTheme="majorHAnsi" w:eastAsiaTheme="majorEastAsia" w:cstheme="majorBidi"/>
+      <w:rFonts w:asciiTheme="majorHAnsi" w:eastAsiaTheme="majorEastAsia" w:hAnsiTheme="majorHAnsi" w:cstheme="majorBidi"/>
       <w:spacing w:val="-10"/>
       <w:kern w:val="28"/>
       <w:sz w:val="56"/>
       <w:szCs w:val="56"/>
     </w:rPr>
   </w:style>
-  <w:style w:type="character" w:customStyle="1" w:styleId="16">
+  <w:style w:type="character" w:customStyle="1" w:styleId="Heading1Char">
     <w:name w:val="Heading 1 Char"/>
-    <w:basedOn w:val="11"/>
-    <w:link w:val="2"/>
+    <w:basedOn w:val="DefaultParagraphFont"/>
+    <w:link w:val="Heading1"/>
+    <w:uiPriority w:val="9"/>
     <w:qFormat/>
-    <w:uiPriority w:val="9"/>
     <w:rPr>
-      <w:rFonts w:asciiTheme="majorHAnsi" w:hAnsiTheme="majorHAnsi" w:eastAsiaTheme="majorEastAsia" w:cstheme="majorBidi"/>
-      <w:color w:val="2F5597" w:themeColor="accent1" w:themeShade="BF"/>
+      <w:rFonts w:asciiTheme="majorHAnsi" w:eastAsiaTheme="majorEastAsia" w:hAnsiTheme="majorHAnsi" w:cstheme="majorBidi"/>
+      <w:color w:val="2F5496" w:themeColor="accent1" w:themeShade="BF"/>
       <w:sz w:val="40"/>
       <w:szCs w:val="40"/>
     </w:rPr>
   </w:style>
-  <w:style w:type="character" w:customStyle="1" w:styleId="17">
+  <w:style w:type="character" w:customStyle="1" w:styleId="Heading2Char">
     <w:name w:val="Heading 2 Char"/>
-    <w:basedOn w:val="11"/>
-    <w:link w:val="3"/>
+    <w:basedOn w:val="DefaultParagraphFont"/>
+    <w:link w:val="Heading2"/>
+    <w:uiPriority w:val="9"/>
     <w:semiHidden/>
     <w:qFormat/>
-    <w:uiPriority w:val="9"/>
     <w:rPr>
-      <w:rFonts w:asciiTheme="majorHAnsi" w:hAnsiTheme="majorHAnsi" w:eastAsiaTheme="majorEastAsia" w:cstheme="majorBidi"/>
-      <w:color w:val="2F5597" w:themeColor="accent1" w:themeShade="BF"/>
+      <w:rFonts w:asciiTheme="majorHAnsi" w:eastAsiaTheme="majorEastAsia" w:hAnsiTheme="majorHAnsi" w:cstheme="majorBidi"/>
+      <w:color w:val="2F5496" w:themeColor="accent1" w:themeShade="BF"/>
       <w:sz w:val="32"/>
       <w:szCs w:val="32"/>
     </w:rPr>
   </w:style>
-  <w:style w:type="character" w:customStyle="1" w:styleId="18">
+  <w:style w:type="character" w:customStyle="1" w:styleId="Heading3Char">
     <w:name w:val="Heading 3 Char"/>
-    <w:basedOn w:val="11"/>
-    <w:link w:val="4"/>
+    <w:basedOn w:val="DefaultParagraphFont"/>
+    <w:link w:val="Heading3"/>
+    <w:uiPriority w:val="9"/>
     <w:semiHidden/>
-    <w:uiPriority w:val="9"/>
     <w:rPr>
       <w:rFonts w:eastAsiaTheme="majorEastAsia" w:cstheme="majorBidi"/>
-      <w:color w:val="2F5597" w:themeColor="accent1" w:themeShade="BF"/>
+      <w:color w:val="2F5496" w:themeColor="accent1" w:themeShade="BF"/>
       <w:sz w:val="28"/>
       <w:szCs w:val="28"/>
     </w:rPr>
   </w:style>
-  <w:style w:type="character" w:customStyle="1" w:styleId="19">
+  <w:style w:type="character" w:customStyle="1" w:styleId="Heading4Char">
     <w:name w:val="Heading 4 Char"/>
-    <w:basedOn w:val="11"/>
-    <w:link w:val="5"/>
+    <w:basedOn w:val="DefaultParagraphFont"/>
+    <w:link w:val="Heading4"/>
+    <w:uiPriority w:val="9"/>
     <w:semiHidden/>
     <w:qFormat/>
-    <w:uiPriority w:val="9"/>
     <w:rPr>
       <w:rFonts w:eastAsiaTheme="majorEastAsia" w:cstheme="majorBidi"/>
       <w:i/>
       <w:iCs/>
-      <w:color w:val="2F5597" w:themeColor="accent1" w:themeShade="BF"/>
+      <w:color w:val="2F5496" w:themeColor="accent1" w:themeShade="BF"/>
     </w:rPr>
   </w:style>
-  <w:style w:type="character" w:customStyle="1" w:styleId="20">
+  <w:style w:type="character" w:customStyle="1" w:styleId="Heading5Char">
     <w:name w:val="Heading 5 Char"/>
-    <w:basedOn w:val="11"/>
-    <w:link w:val="6"/>
+    <w:basedOn w:val="DefaultParagraphFont"/>
+    <w:link w:val="Heading5"/>
+    <w:uiPriority w:val="9"/>
     <w:semiHidden/>
     <w:qFormat/>
-    <w:uiPriority w:val="9"/>
     <w:rPr>
       <w:rFonts w:eastAsiaTheme="majorEastAsia" w:cstheme="majorBidi"/>
-      <w:color w:val="2F5597" w:themeColor="accent1" w:themeShade="BF"/>
+      <w:color w:val="2F5496" w:themeColor="accent1" w:themeShade="BF"/>
     </w:rPr>
   </w:style>
-  <w:style w:type="character" w:customStyle="1" w:styleId="21">
+  <w:style w:type="character" w:customStyle="1" w:styleId="Heading6Char">
     <w:name w:val="Heading 6 Char"/>
-    <w:basedOn w:val="11"/>
-    <w:link w:val="7"/>
+    <w:basedOn w:val="DefaultParagraphFont"/>
+    <w:link w:val="Heading6"/>
+    <w:uiPriority w:val="9"/>
     <w:semiHidden/>
     <w:qFormat/>
-    <w:uiPriority w:val="9"/>
     <w:rPr>
       <w:rFonts w:eastAsiaTheme="majorEastAsia" w:cstheme="majorBidi"/>
       <w:i/>
       <w:iCs/>
       <w:color w:val="595959" w:themeColor="text1" w:themeTint="A6"/>
-      <w14:textFill>
-        <w14:solidFill>
-          <w14:schemeClr w14:val="tx1">
-            <w14:lumMod w14:val="65000"/>
-            <w14:lumOff w14:val="35000"/>
-          </w14:schemeClr>
-        </w14:solidFill>
-      </w14:textFill>
     </w:rPr>
   </w:style>
-  <w:style w:type="character" w:customStyle="1" w:styleId="22">
+  <w:style w:type="character" w:customStyle="1" w:styleId="Heading7Char">
     <w:name w:val="Heading 7 Char"/>
-    <w:basedOn w:val="11"/>
-    <w:link w:val="8"/>
+    <w:basedOn w:val="DefaultParagraphFont"/>
+    <w:link w:val="Heading7"/>
+    <w:uiPriority w:val="9"/>
     <w:semiHidden/>
     <w:qFormat/>
-    <w:uiPriority w:val="9"/>
     <w:rPr>
       <w:rFonts w:eastAsiaTheme="majorEastAsia" w:cstheme="majorBidi"/>
       <w:color w:val="595959" w:themeColor="text1" w:themeTint="A6"/>
-      <w14:textFill>
-        <w14:solidFill>
-          <w14:schemeClr w14:val="tx1">
-            <w14:lumMod w14:val="65000"/>
-            <w14:lumOff w14:val="35000"/>
-          </w14:schemeClr>
-        </w14:solidFill>
-      </w14:textFill>
     </w:rPr>
   </w:style>
-  <w:style w:type="character" w:customStyle="1" w:styleId="23">
+  <w:style w:type="character" w:customStyle="1" w:styleId="Heading8Char">
     <w:name w:val="Heading 8 Char"/>
-    <w:basedOn w:val="11"/>
-    <w:link w:val="9"/>
+    <w:basedOn w:val="DefaultParagraphFont"/>
+    <w:link w:val="Heading8"/>
+    <w:uiPriority w:val="9"/>
     <w:semiHidden/>
     <w:qFormat/>
-    <w:uiPriority w:val="9"/>
     <w:rPr>
       <w:rFonts w:eastAsiaTheme="majorEastAsia" w:cstheme="majorBidi"/>
       <w:i/>
       <w:iCs/>
       <w:color w:val="262626" w:themeColor="text1" w:themeTint="D9"/>
-      <w14:textFill>
-        <w14:solidFill>
-          <w14:schemeClr w14:val="tx1">
-            <w14:lumMod w14:val="85000"/>
-            <w14:lumOff w14:val="15000"/>
-          </w14:schemeClr>
-        </w14:solidFill>
-      </w14:textFill>
     </w:rPr>
   </w:style>
-  <w:style w:type="character" w:customStyle="1" w:styleId="24">
+  <w:style w:type="character" w:customStyle="1" w:styleId="Heading9Char">
     <w:name w:val="Heading 9 Char"/>
-    <w:basedOn w:val="11"/>
-    <w:link w:val="10"/>
+    <w:basedOn w:val="DefaultParagraphFont"/>
+    <w:link w:val="Heading9"/>
+    <w:uiPriority w:val="9"/>
     <w:semiHidden/>
     <w:qFormat/>
-    <w:uiPriority w:val="9"/>
     <w:rPr>
       <w:rFonts w:eastAsiaTheme="majorEastAsia" w:cstheme="majorBidi"/>
       <w:color w:val="262626" w:themeColor="text1" w:themeTint="D9"/>
-      <w14:textFill>
-        <w14:solidFill>
-          <w14:schemeClr w14:val="tx1">
-            <w14:lumMod w14:val="85000"/>
-            <w14:lumOff w14:val="15000"/>
-          </w14:schemeClr>
-        </w14:solidFill>
-      </w14:textFill>
     </w:rPr>
   </w:style>
-  <w:style w:type="character" w:customStyle="1" w:styleId="25">
+  <w:style w:type="character" w:customStyle="1" w:styleId="TitleChar">
     <w:name w:val="Title Char"/>
-    <w:basedOn w:val="11"/>
-    <w:link w:val="15"/>
+    <w:basedOn w:val="DefaultParagraphFont"/>
+    <w:link w:val="Title"/>
+    <w:uiPriority w:val="10"/>
     <w:qFormat/>
-    <w:uiPriority w:val="10"/>
     <w:rPr>
-      <w:rFonts w:asciiTheme="majorHAnsi" w:hAnsiTheme="majorHAnsi" w:eastAsiaTheme="majorEastAsia" w:cstheme="majorBidi"/>
+      <w:rFonts w:asciiTheme="majorHAnsi" w:eastAsiaTheme="majorEastAsia" w:hAnsiTheme="majorHAnsi" w:cstheme="majorBidi"/>
       <w:spacing w:val="-10"/>
       <w:kern w:val="28"/>
       <w:sz w:val="56"/>
       <w:szCs w:val="56"/>
     </w:rPr>
   </w:style>
-  <w:style w:type="character" w:customStyle="1" w:styleId="26">
+  <w:style w:type="character" w:customStyle="1" w:styleId="SubtitleChar">
     <w:name w:val="Subtitle Char"/>
-    <w:basedOn w:val="11"/>
-    <w:link w:val="14"/>
+    <w:basedOn w:val="DefaultParagraphFont"/>
+    <w:link w:val="Subtitle"/>
+    <w:uiPriority w:val="11"/>
     <w:qFormat/>
-    <w:uiPriority w:val="11"/>
     <w:rPr>
       <w:rFonts w:eastAsiaTheme="majorEastAsia" w:cstheme="majorBidi"/>
       <w:color w:val="595959" w:themeColor="text1" w:themeTint="A6"/>
       <w:spacing w:val="15"/>
       <w:sz w:val="28"/>
       <w:szCs w:val="28"/>
-      <w14:textFill>
-        <w14:solidFill>
-          <w14:schemeClr w14:val="tx1">
-            <w14:lumMod w14:val="65000"/>
-            <w14:lumOff w14:val="35000"/>
-          </w14:schemeClr>
-        </w14:solidFill>
-      </w14:textFill>
     </w:rPr>
   </w:style>
-  <w:style w:type="paragraph" w:styleId="27">
+  <w:style w:type="paragraph" w:styleId="Quote">
     <w:name w:val="Quote"/>
-    <w:basedOn w:val="1"/>
-    <w:next w:val="1"/>
-    <w:link w:val="28"/>
+    <w:basedOn w:val="Normal"/>
+    <w:next w:val="Normal"/>
+    <w:link w:val="QuoteChar"/>
+    <w:uiPriority w:val="29"/>
     <w:qFormat/>
-    <w:uiPriority w:val="29"/>
     <w:pPr>
       <w:spacing w:before="160"/>
       <w:jc w:val="center"/>
@@ -3505,68 +3358,52 @@
       <w:i/>
       <w:iCs/>
       <w:color w:val="404040" w:themeColor="text1" w:themeTint="BF"/>
-      <w14:textFill>
-        <w14:solidFill>
-          <w14:schemeClr w14:val="tx1">
-            <w14:lumMod w14:val="75000"/>
-            <w14:lumOff w14:val="25000"/>
-          </w14:schemeClr>
-        </w14:solidFill>
-      </w14:textFill>
     </w:rPr>
   </w:style>
-  <w:style w:type="character" w:customStyle="1" w:styleId="28">
+  <w:style w:type="character" w:customStyle="1" w:styleId="QuoteChar">
     <w:name w:val="Quote Char"/>
-    <w:basedOn w:val="11"/>
-    <w:link w:val="27"/>
+    <w:basedOn w:val="DefaultParagraphFont"/>
+    <w:link w:val="Quote"/>
+    <w:uiPriority w:val="29"/>
     <w:qFormat/>
-    <w:uiPriority w:val="29"/>
     <w:rPr>
       <w:i/>
       <w:iCs/>
       <w:color w:val="404040" w:themeColor="text1" w:themeTint="BF"/>
-      <w14:textFill>
-        <w14:solidFill>
-          <w14:schemeClr w14:val="tx1">
-            <w14:lumMod w14:val="75000"/>
-            <w14:lumOff w14:val="25000"/>
-          </w14:schemeClr>
-        </w14:solidFill>
-      </w14:textFill>
     </w:rPr>
   </w:style>
-  <w:style w:type="paragraph" w:styleId="29">
+  <w:style w:type="paragraph" w:styleId="ListParagraph">
     <w:name w:val="List Paragraph"/>
-    <w:basedOn w:val="1"/>
+    <w:basedOn w:val="Normal"/>
+    <w:uiPriority w:val="34"/>
     <w:qFormat/>
-    <w:uiPriority w:val="34"/>
     <w:pPr>
       <w:ind w:left="720"/>
       <w:contextualSpacing/>
     </w:pPr>
   </w:style>
-  <w:style w:type="character" w:customStyle="1" w:styleId="30">
-    <w:name w:val="Intense Emphasis"/>
-    <w:basedOn w:val="11"/>
+  <w:style w:type="character" w:customStyle="1" w:styleId="IntenseEmphasis1">
+    <w:name w:val="Intense Emphasis1"/>
+    <w:basedOn w:val="DefaultParagraphFont"/>
+    <w:uiPriority w:val="21"/>
     <w:qFormat/>
-    <w:uiPriority w:val="21"/>
     <w:rPr>
       <w:i/>
       <w:iCs/>
-      <w:color w:val="2F5597" w:themeColor="accent1" w:themeShade="BF"/>
+      <w:color w:val="2F5496" w:themeColor="accent1" w:themeShade="BF"/>
     </w:rPr>
   </w:style>
-  <w:style w:type="paragraph" w:styleId="31">
+  <w:style w:type="paragraph" w:styleId="IntenseQuote">
     <w:name w:val="Intense Quote"/>
-    <w:basedOn w:val="1"/>
-    <w:next w:val="1"/>
-    <w:link w:val="32"/>
+    <w:basedOn w:val="Normal"/>
+    <w:next w:val="Normal"/>
+    <w:link w:val="IntenseQuoteChar"/>
+    <w:uiPriority w:val="30"/>
     <w:qFormat/>
-    <w:uiPriority w:val="30"/>
     <w:pPr>
       <w:pBdr>
-        <w:top w:val="single" w:color="2F5496" w:themeColor="accent1" w:themeShade="BF" w:sz="4" w:space="10"/>
-        <w:bottom w:val="single" w:color="2F5496" w:themeColor="accent1" w:themeShade="BF" w:sz="4" w:space="10"/>
+        <w:top w:val="single" w:sz="4" w:space="10" w:color="2F5496" w:themeColor="accent1" w:themeShade="BF"/>
+        <w:bottom w:val="single" w:sz="4" w:space="10" w:color="2F5496" w:themeColor="accent1" w:themeShade="BF"/>
       </w:pBdr>
       <w:spacing w:before="360" w:after="360"/>
       <w:ind w:left="864" w:right="864"/>
@@ -3575,31 +3412,31 @@
     <w:rPr>
       <w:i/>
       <w:iCs/>
-      <w:color w:val="2F5597" w:themeColor="accent1" w:themeShade="BF"/>
+      <w:color w:val="2F5496" w:themeColor="accent1" w:themeShade="BF"/>
     </w:rPr>
   </w:style>
-  <w:style w:type="character" w:customStyle="1" w:styleId="32">
+  <w:style w:type="character" w:customStyle="1" w:styleId="IntenseQuoteChar">
     <w:name w:val="Intense Quote Char"/>
-    <w:basedOn w:val="11"/>
-    <w:link w:val="31"/>
+    <w:basedOn w:val="DefaultParagraphFont"/>
+    <w:link w:val="IntenseQuote"/>
+    <w:uiPriority w:val="30"/>
     <w:qFormat/>
-    <w:uiPriority w:val="30"/>
     <w:rPr>
       <w:i/>
       <w:iCs/>
-      <w:color w:val="2F5597" w:themeColor="accent1" w:themeShade="BF"/>
+      <w:color w:val="2F5496" w:themeColor="accent1" w:themeShade="BF"/>
     </w:rPr>
   </w:style>
-  <w:style w:type="character" w:customStyle="1" w:styleId="33">
-    <w:name w:val="Intense Reference"/>
-    <w:basedOn w:val="11"/>
+  <w:style w:type="character" w:customStyle="1" w:styleId="IntenseReference1">
+    <w:name w:val="Intense Reference1"/>
+    <w:basedOn w:val="DefaultParagraphFont"/>
+    <w:uiPriority w:val="32"/>
     <w:qFormat/>
-    <w:uiPriority w:val="32"/>
     <w:rPr>
       <w:b/>
       <w:bCs/>
       <w:smallCaps/>
-      <w:color w:val="2F5597" w:themeColor="accent1" w:themeShade="BF"/>
+      <w:color w:val="2F5496" w:themeColor="accent1" w:themeShade="BF"/>
       <w:spacing w:val="5"/>
     </w:rPr>
   </w:style>
@@ -3858,5 +3695,6 @@
     </a:fmtScheme>
   </a:themeElements>
   <a:objectDefaults/>
+  <a:extraClrSchemeLst/>
 </a:theme>
 </file>